--- a/The debuggers.docx
+++ b/The debuggers.docx
@@ -308,7 +308,7 @@
     </w:p>
     <w:p>
       <w:r>
-        <w:t xml:space="preserve">Evidence commit: f9bf10074a0e</w:t>
+        <w:t xml:space="preserve">Evidence commit: 1d0a953f5dc1</w:t>
       </w:r>
     </w:p>
     <w:p>

--- a/The debuggers.docx
+++ b/The debuggers.docx
@@ -298,7 +298,7 @@
     </w:p>
     <w:p>
       <w:r>
-        <w:t xml:space="preserve">Working prototype: https://adversarial-fraud-arena-production.up.railway.app</w:t>
+        <w:t xml:space="preserve">Working prototype: https://adversarial-fraud-arena.vercel.app</w:t>
       </w:r>
     </w:p>
     <w:p>
@@ -15333,7 +15333,7 @@
           <w:bCs/>
           <w:color w:val="FF5F00"/>
         </w:rPr>
-        <w:t xml:space="preserve">https://adversarial-fraud-arena-production.up.railway.app</w:t>
+        <w:t xml:space="preserve">https://adversarial-fraud-arena.vercel.app</w:t>
       </w:r>
     </w:p>
     <w:p>

--- a/The debuggers.docx
+++ b/The debuggers.docx
@@ -10722,7 +10722,1085 @@
         <w:pStyle w:val="Heading1"/>
       </w:pPr>
       <w:r>
-        <w:t xml:space="preserve">11. Adversarial Robustness</w:t>
+        <w:t xml:space="preserve">11. What the Model Actually Contributes</w:t>
+      </w:r>
+    </w:p>
+    <w:p>
+      <w:r>
+        <w:t xml:space="preserve">The reasoning layer is swappable: a deterministic expert policy in demo mode, a live model in live mode. That raises the fair question of whether the model earns its place. This section answers it with a recorded run rather than an assertion.</w:t>
+      </w:r>
+    </w:p>
+    <w:p>
+      <w:r>
+        <w:t xml:space="preserve">For every attack family the model and the deterministic policy are handed the SAME parent genome and scored by the SAME Referee. The model proposes; code measures. No number in this table is self-reported.</w:t>
+      </w:r>
+    </w:p>
+    <w:tbl>
+      <w:tblPr>
+        <w:tblW w:type="dxa" w:w="9120"/>
+        <w:tblInd w:type="dxa" w:w="0"/>
+        <w:tblBorders>
+          <w:top w:val="single" w:color="C9D1D9" w:sz="5"/>
+          <w:left w:val="single" w:color="C9D1D9" w:sz="5"/>
+          <w:bottom w:val="single" w:color="C9D1D9" w:sz="5"/>
+          <w:right w:val="single" w:color="C9D1D9" w:sz="5"/>
+          <w:insideH w:val="single" w:color="C9D1D9" w:sz="3"/>
+          <w:insideV w:val="single" w:color="C9D1D9" w:sz="3"/>
+        </w:tblBorders>
+        <w:tblLayout w:type="fixed"/>
+        <w:tblCellMar>
+          <w:top w:type="dxa" w:w="80"/>
+          <w:left w:type="dxa" w:w="120"/>
+          <w:bottom w:type="dxa" w:w="80"/>
+          <w:right w:type="dxa" w:w="120"/>
+        </w:tblCellMar>
+      </w:tblPr>
+      <w:tblGrid>
+        <w:gridCol w:w="3620"/>
+        <w:gridCol w:w="2750"/>
+        <w:gridCol w:w="2750"/>
+      </w:tblGrid>
+      <w:tr>
+        <w:trPr>
+          <w:cantSplit/>
+          <w:tblHeader/>
+        </w:trPr>
+        <w:tc>
+          <w:tcPr>
+            <w:tcW w:type="dxa" w:w="3620"/>
+            <w:shd w:fill="1A1A1A" w:color="auto" w:val="clear"/>
+            <w:vAlign w:val="center"/>
+          </w:tcPr>
+          <w:p>
+            <w:pPr>
+              <w:spacing w:after="0" w:line="240"/>
+            </w:pPr>
+            <w:r>
+              <w:rPr>
+                <w:b/>
+                <w:bCs/>
+                <w:color w:val="FFFFFF"/>
+                <w:sz w:val="19"/>
+                <w:szCs w:val="19"/>
+              </w:rPr>
+              <w:t xml:space="preserve">Metric</w:t>
+            </w:r>
+          </w:p>
+        </w:tc>
+        <w:tc>
+          <w:tcPr>
+            <w:tcW w:type="dxa" w:w="2750"/>
+            <w:shd w:fill="1A1A1A" w:color="auto" w:val="clear"/>
+            <w:vAlign w:val="center"/>
+          </w:tcPr>
+          <w:p>
+            <w:pPr>
+              <w:spacing w:after="0" w:line="240"/>
+            </w:pPr>
+            <w:r>
+              <w:rPr>
+                <w:b/>
+                <w:bCs/>
+                <w:color w:val="FFFFFF"/>
+                <w:sz w:val="19"/>
+                <w:szCs w:val="19"/>
+              </w:rPr>
+              <w:t xml:space="preserve">Model</w:t>
+            </w:r>
+          </w:p>
+        </w:tc>
+        <w:tc>
+          <w:tcPr>
+            <w:tcW w:type="dxa" w:w="2750"/>
+            <w:shd w:fill="1A1A1A" w:color="auto" w:val="clear"/>
+            <w:vAlign w:val="center"/>
+          </w:tcPr>
+          <w:p>
+            <w:pPr>
+              <w:spacing w:after="0" w:line="240"/>
+            </w:pPr>
+            <w:r>
+              <w:rPr>
+                <w:b/>
+                <w:bCs/>
+                <w:color w:val="FFFFFF"/>
+                <w:sz w:val="19"/>
+                <w:szCs w:val="19"/>
+              </w:rPr>
+              <w:t xml:space="preserve">Deterministic policy</w:t>
+            </w:r>
+          </w:p>
+        </w:tc>
+      </w:tr>
+      <w:tr>
+        <w:trPr>
+          <w:cantSplit/>
+          <w:tblHeader w:val="false"/>
+        </w:trPr>
+        <w:tc>
+          <w:tcPr>
+            <w:tcW w:type="dxa" w:w="3620"/>
+            <w:vAlign w:val="center"/>
+          </w:tcPr>
+          <w:p>
+            <w:pPr>
+              <w:spacing w:after="0" w:line="240"/>
+            </w:pPr>
+            <w:r>
+              <w:rPr>
+                <w:b w:val="false"/>
+                <w:bCs w:val="false"/>
+                <w:color w:val="17212B"/>
+                <w:sz w:val="19"/>
+                <w:szCs w:val="19"/>
+              </w:rPr>
+              <w:t xml:space="preserve">Proposals returned</w:t>
+            </w:r>
+          </w:p>
+        </w:tc>
+        <w:tc>
+          <w:tcPr>
+            <w:tcW w:type="dxa" w:w="2750"/>
+            <w:vAlign w:val="center"/>
+          </w:tcPr>
+          <w:p>
+            <w:pPr>
+              <w:spacing w:after="0" w:line="240"/>
+            </w:pPr>
+            <w:r>
+              <w:rPr>
+                <w:b w:val="false"/>
+                <w:bCs w:val="false"/>
+                <w:color w:val="17212B"/>
+                <w:sz w:val="19"/>
+                <w:szCs w:val="19"/>
+              </w:rPr>
+              <w:t xml:space="preserve">10</w:t>
+            </w:r>
+          </w:p>
+        </w:tc>
+        <w:tc>
+          <w:tcPr>
+            <w:tcW w:type="dxa" w:w="2750"/>
+            <w:vAlign w:val="center"/>
+          </w:tcPr>
+          <w:p>
+            <w:pPr>
+              <w:spacing w:after="0" w:line="240"/>
+            </w:pPr>
+            <w:r>
+              <w:rPr>
+                <w:b w:val="false"/>
+                <w:bCs w:val="false"/>
+                <w:color w:val="17212B"/>
+                <w:sz w:val="19"/>
+                <w:szCs w:val="19"/>
+              </w:rPr>
+              <w:t xml:space="preserve">5</w:t>
+            </w:r>
+          </w:p>
+        </w:tc>
+      </w:tr>
+      <w:tr>
+        <w:trPr>
+          <w:cantSplit/>
+          <w:tblHeader w:val="false"/>
+        </w:trPr>
+        <w:tc>
+          <w:tcPr>
+            <w:tcW w:type="dxa" w:w="3620"/>
+            <w:shd w:fill="F2F4F7" w:color="auto" w:val="clear"/>
+            <w:vAlign w:val="center"/>
+          </w:tcPr>
+          <w:p>
+            <w:pPr>
+              <w:spacing w:after="0" w:line="240"/>
+            </w:pPr>
+            <w:r>
+              <w:rPr>
+                <w:b w:val="false"/>
+                <w:bCs w:val="false"/>
+                <w:color w:val="17212B"/>
+                <w:sz w:val="19"/>
+                <w:szCs w:val="19"/>
+              </w:rPr>
+              <w:t xml:space="preserve">Schema-valid</w:t>
+            </w:r>
+          </w:p>
+        </w:tc>
+        <w:tc>
+          <w:tcPr>
+            <w:tcW w:type="dxa" w:w="2750"/>
+            <w:shd w:fill="F2F4F7" w:color="auto" w:val="clear"/>
+            <w:vAlign w:val="center"/>
+          </w:tcPr>
+          <w:p>
+            <w:pPr>
+              <w:spacing w:after="0" w:line="240"/>
+            </w:pPr>
+            <w:r>
+              <w:rPr>
+                <w:b w:val="false"/>
+                <w:bCs w:val="false"/>
+                <w:color w:val="17212B"/>
+                <w:sz w:val="19"/>
+                <w:szCs w:val="19"/>
+              </w:rPr>
+              <w:t xml:space="preserve">10 of 10</w:t>
+            </w:r>
+          </w:p>
+        </w:tc>
+        <w:tc>
+          <w:tcPr>
+            <w:tcW w:type="dxa" w:w="2750"/>
+            <w:shd w:fill="F2F4F7" w:color="auto" w:val="clear"/>
+            <w:vAlign w:val="center"/>
+          </w:tcPr>
+          <w:p>
+            <w:pPr>
+              <w:spacing w:after="0" w:line="240"/>
+            </w:pPr>
+            <w:r>
+              <w:rPr>
+                <w:b w:val="false"/>
+                <w:bCs w:val="false"/>
+                <w:color w:val="17212B"/>
+                <w:sz w:val="19"/>
+                <w:szCs w:val="19"/>
+              </w:rPr>
+              <w:t xml:space="preserve">n/a</w:t>
+            </w:r>
+          </w:p>
+        </w:tc>
+      </w:tr>
+      <w:tr>
+        <w:trPr>
+          <w:cantSplit/>
+          <w:tblHeader w:val="false"/>
+        </w:trPr>
+        <w:tc>
+          <w:tcPr>
+            <w:tcW w:type="dxa" w:w="3620"/>
+            <w:vAlign w:val="center"/>
+          </w:tcPr>
+          <w:p>
+            <w:pPr>
+              <w:spacing w:after="0" w:line="240"/>
+            </w:pPr>
+            <w:r>
+              <w:rPr>
+                <w:b w:val="false"/>
+                <w:bCs w:val="false"/>
+                <w:color w:val="17212B"/>
+                <w:sz w:val="19"/>
+                <w:szCs w:val="19"/>
+              </w:rPr>
+              <w:t xml:space="preserve">Mean novelty distance</w:t>
+            </w:r>
+          </w:p>
+        </w:tc>
+        <w:tc>
+          <w:tcPr>
+            <w:tcW w:type="dxa" w:w="2750"/>
+            <w:vAlign w:val="center"/>
+          </w:tcPr>
+          <w:p>
+            <w:pPr>
+              <w:spacing w:after="0" w:line="240"/>
+            </w:pPr>
+            <w:r>
+              <w:rPr>
+                <w:b w:val="false"/>
+                <w:bCs w:val="false"/>
+                <w:color w:val="17212B"/>
+                <w:sz w:val="19"/>
+                <w:szCs w:val="19"/>
+              </w:rPr>
+              <w:t xml:space="preserve">4.657</w:t>
+            </w:r>
+          </w:p>
+        </w:tc>
+        <w:tc>
+          <w:tcPr>
+            <w:tcW w:type="dxa" w:w="2750"/>
+            <w:vAlign w:val="center"/>
+          </w:tcPr>
+          <w:p>
+            <w:pPr>
+              <w:spacing w:after="0" w:line="240"/>
+            </w:pPr>
+            <w:r>
+              <w:rPr>
+                <w:b w:val="false"/>
+                <w:bCs w:val="false"/>
+                <w:color w:val="17212B"/>
+                <w:sz w:val="19"/>
+                <w:szCs w:val="19"/>
+              </w:rPr>
+              <w:t xml:space="preserve">1.082</w:t>
+            </w:r>
+          </w:p>
+        </w:tc>
+      </w:tr>
+      <w:tr>
+        <w:trPr>
+          <w:cantSplit/>
+          <w:tblHeader w:val="false"/>
+        </w:trPr>
+        <w:tc>
+          <w:tcPr>
+            <w:tcW w:type="dxa" w:w="3620"/>
+            <w:shd w:fill="F2F4F7" w:color="auto" w:val="clear"/>
+            <w:vAlign w:val="center"/>
+          </w:tcPr>
+          <w:p>
+            <w:pPr>
+              <w:spacing w:after="0" w:line="240"/>
+            </w:pPr>
+            <w:r>
+              <w:rPr>
+                <w:b w:val="false"/>
+                <w:bCs w:val="false"/>
+                <w:color w:val="17212B"/>
+                <w:sz w:val="19"/>
+                <w:szCs w:val="19"/>
+              </w:rPr>
+              <w:t xml:space="preserve">Counted novel (tau = 1.2)</w:t>
+            </w:r>
+          </w:p>
+        </w:tc>
+        <w:tc>
+          <w:tcPr>
+            <w:tcW w:type="dxa" w:w="2750"/>
+            <w:shd w:fill="F2F4F7" w:color="auto" w:val="clear"/>
+            <w:vAlign w:val="center"/>
+          </w:tcPr>
+          <w:p>
+            <w:pPr>
+              <w:spacing w:after="0" w:line="240"/>
+            </w:pPr>
+            <w:r>
+              <w:rPr>
+                <w:b w:val="false"/>
+                <w:bCs w:val="false"/>
+                <w:color w:val="17212B"/>
+                <w:sz w:val="19"/>
+                <w:szCs w:val="19"/>
+              </w:rPr>
+              <w:t xml:space="preserve">10</w:t>
+            </w:r>
+          </w:p>
+        </w:tc>
+        <w:tc>
+          <w:tcPr>
+            <w:tcW w:type="dxa" w:w="2750"/>
+            <w:shd w:fill="F2F4F7" w:color="auto" w:val="clear"/>
+            <w:vAlign w:val="center"/>
+          </w:tcPr>
+          <w:p>
+            <w:pPr>
+              <w:spacing w:after="0" w:line="240"/>
+            </w:pPr>
+            <w:r>
+              <w:rPr>
+                <w:b w:val="false"/>
+                <w:bCs w:val="false"/>
+                <w:color w:val="17212B"/>
+                <w:sz w:val="19"/>
+                <w:szCs w:val="19"/>
+              </w:rPr>
+              <w:t xml:space="preserve">1</w:t>
+            </w:r>
+          </w:p>
+        </w:tc>
+      </w:tr>
+      <w:tr>
+        <w:trPr>
+          <w:cantSplit/>
+          <w:tblHeader w:val="false"/>
+        </w:trPr>
+        <w:tc>
+          <w:tcPr>
+            <w:tcW w:type="dxa" w:w="3620"/>
+            <w:vAlign w:val="center"/>
+          </w:tcPr>
+          <w:p>
+            <w:pPr>
+              <w:spacing w:after="0" w:line="240"/>
+            </w:pPr>
+            <w:r>
+              <w:rPr>
+                <w:b w:val="false"/>
+                <w:bCs w:val="false"/>
+                <w:color w:val="17212B"/>
+                <w:sz w:val="19"/>
+                <w:szCs w:val="19"/>
+              </w:rPr>
+              <w:t xml:space="preserve">Evaded the detector immediately</w:t>
+            </w:r>
+          </w:p>
+        </w:tc>
+        <w:tc>
+          <w:tcPr>
+            <w:tcW w:type="dxa" w:w="2750"/>
+            <w:vAlign w:val="center"/>
+          </w:tcPr>
+          <w:p>
+            <w:pPr>
+              <w:spacing w:after="0" w:line="240"/>
+            </w:pPr>
+            <w:r>
+              <w:rPr>
+                <w:b w:val="false"/>
+                <w:bCs w:val="false"/>
+                <w:color w:val="17212B"/>
+                <w:sz w:val="19"/>
+                <w:szCs w:val="19"/>
+              </w:rPr>
+              <w:t xml:space="preserve">2</w:t>
+            </w:r>
+          </w:p>
+        </w:tc>
+        <w:tc>
+          <w:tcPr>
+            <w:tcW w:type="dxa" w:w="2750"/>
+            <w:vAlign w:val="center"/>
+          </w:tcPr>
+          <w:p>
+            <w:pPr>
+              <w:spacing w:after="0" w:line="240"/>
+            </w:pPr>
+            <w:r>
+              <w:rPr>
+                <w:b w:val="false"/>
+                <w:bCs w:val="false"/>
+                <w:color w:val="17212B"/>
+                <w:sz w:val="19"/>
+                <w:szCs w:val="19"/>
+              </w:rPr>
+              <w:t xml:space="preserve">1</w:t>
+            </w:r>
+          </w:p>
+        </w:tc>
+      </w:tr>
+    </w:tbl>
+    <w:p>
+      <w:pPr>
+        <w:shd w:fill="EAF3FA" w:color="auto" w:val="clear"/>
+        <w:spacing w:after="180" w:before="100"/>
+        <w:ind w:left="160" w:right="160"/>
+      </w:pPr>
+      <w:r>
+        <w:rPr>
+          <w:b/>
+          <w:bCs/>
+          <w:color w:val="1A1A1A"/>
+        </w:rPr>
+        <w:t xml:space="preserve">WHY GENAI IS NECESSARY: </w:t>
+      </w:r>
+      <w:r>
+        <w:t xml:space="preserve">The model explores roughly 4.3 times further from the known templates than the hand-written policy, and every proposal it returned passed the bounded genome schema. The policy encodes what we already thought of; the model reaches regions we did not. Recorded against gpt-5; the full record, including every proposed genome, is in data/evidence/live-run.json.</w:t>
+      </w:r>
+    </w:p>
+    <w:tbl>
+      <w:tblPr>
+        <w:tblW w:type="dxa" w:w="9120"/>
+        <w:tblInd w:type="dxa" w:w="0"/>
+        <w:tblBorders>
+          <w:top w:val="single" w:color="C9D1D9" w:sz="5"/>
+          <w:left w:val="single" w:color="C9D1D9" w:sz="5"/>
+          <w:bottom w:val="single" w:color="C9D1D9" w:sz="5"/>
+          <w:right w:val="single" w:color="C9D1D9" w:sz="5"/>
+          <w:insideH w:val="single" w:color="C9D1D9" w:sz="3"/>
+          <w:insideV w:val="single" w:color="C9D1D9" w:sz="3"/>
+        </w:tblBorders>
+        <w:tblLayout w:type="fixed"/>
+        <w:tblCellMar>
+          <w:top w:type="dxa" w:w="80"/>
+          <w:left w:type="dxa" w:w="120"/>
+          <w:bottom w:type="dxa" w:w="80"/>
+          <w:right w:type="dxa" w:w="120"/>
+        </w:tblCellMar>
+      </w:tblPr>
+      <w:tblGrid>
+        <w:gridCol w:w="3000"/>
+        <w:gridCol w:w="2400"/>
+        <w:gridCol w:w="2100"/>
+        <w:gridCol w:w="1620"/>
+      </w:tblGrid>
+      <w:tr>
+        <w:trPr>
+          <w:cantSplit/>
+          <w:tblHeader/>
+        </w:trPr>
+        <w:tc>
+          <w:tcPr>
+            <w:tcW w:type="dxa" w:w="3000"/>
+            <w:shd w:fill="1A1A1A" w:color="auto" w:val="clear"/>
+            <w:vAlign w:val="center"/>
+          </w:tcPr>
+          <w:p>
+            <w:pPr>
+              <w:spacing w:after="0" w:line="240"/>
+            </w:pPr>
+            <w:r>
+              <w:rPr>
+                <w:b/>
+                <w:bCs/>
+                <w:color w:val="FFFFFF"/>
+                <w:sz w:val="19"/>
+                <w:szCs w:val="19"/>
+              </w:rPr>
+              <w:t xml:space="preserve">Family</w:t>
+            </w:r>
+          </w:p>
+        </w:tc>
+        <w:tc>
+          <w:tcPr>
+            <w:tcW w:type="dxa" w:w="2400"/>
+            <w:shd w:fill="1A1A1A" w:color="auto" w:val="clear"/>
+            <w:vAlign w:val="center"/>
+          </w:tcPr>
+          <w:p>
+            <w:pPr>
+              <w:spacing w:after="0" w:line="240"/>
+            </w:pPr>
+            <w:r>
+              <w:rPr>
+                <w:b/>
+                <w:bCs/>
+                <w:color w:val="FFFFFF"/>
+                <w:sz w:val="19"/>
+                <w:szCs w:val="19"/>
+              </w:rPr>
+              <w:t xml:space="preserve">Model novelty</w:t>
+            </w:r>
+          </w:p>
+        </w:tc>
+        <w:tc>
+          <w:tcPr>
+            <w:tcW w:type="dxa" w:w="2100"/>
+            <w:shd w:fill="1A1A1A" w:color="auto" w:val="clear"/>
+            <w:vAlign w:val="center"/>
+          </w:tcPr>
+          <w:p>
+            <w:pPr>
+              <w:spacing w:after="0" w:line="240"/>
+            </w:pPr>
+            <w:r>
+              <w:rPr>
+                <w:b/>
+                <w:bCs/>
+                <w:color w:val="FFFFFF"/>
+                <w:sz w:val="19"/>
+                <w:szCs w:val="19"/>
+              </w:rPr>
+              <w:t xml:space="preserve">Policy novelty</w:t>
+            </w:r>
+          </w:p>
+        </w:tc>
+        <w:tc>
+          <w:tcPr>
+            <w:tcW w:type="dxa" w:w="1620"/>
+            <w:shd w:fill="1A1A1A" w:color="auto" w:val="clear"/>
+            <w:vAlign w:val="center"/>
+          </w:tcPr>
+          <w:p>
+            <w:pPr>
+              <w:spacing w:after="0" w:line="240"/>
+            </w:pPr>
+            <w:r>
+              <w:rPr>
+                <w:b/>
+                <w:bCs/>
+                <w:color w:val="FFFFFF"/>
+                <w:sz w:val="19"/>
+                <w:szCs w:val="19"/>
+              </w:rPr>
+              <w:t xml:space="preserve">Latency</w:t>
+            </w:r>
+          </w:p>
+        </w:tc>
+      </w:tr>
+      <w:tr>
+        <w:trPr>
+          <w:cantSplit/>
+          <w:tblHeader w:val="false"/>
+        </w:trPr>
+        <w:tc>
+          <w:tcPr>
+            <w:tcW w:type="dxa" w:w="3000"/>
+            <w:vAlign w:val="center"/>
+          </w:tcPr>
+          <w:p>
+            <w:pPr>
+              <w:spacing w:after="0" w:line="240"/>
+            </w:pPr>
+            <w:r>
+              <w:rPr>
+                <w:b w:val="false"/>
+                <w:bCs w:val="false"/>
+                <w:color w:val="17212B"/>
+                <w:sz w:val="19"/>
+                <w:szCs w:val="19"/>
+              </w:rPr>
+              <w:t xml:space="preserve">card_testing_drain</w:t>
+            </w:r>
+          </w:p>
+        </w:tc>
+        <w:tc>
+          <w:tcPr>
+            <w:tcW w:type="dxa" w:w="2400"/>
+            <w:vAlign w:val="center"/>
+          </w:tcPr>
+          <w:p>
+            <w:pPr>
+              <w:spacing w:after="0" w:line="240"/>
+            </w:pPr>
+            <w:r>
+              <w:rPr>
+                <w:b w:val="false"/>
+                <w:bCs w:val="false"/>
+                <w:color w:val="17212B"/>
+                <w:sz w:val="19"/>
+                <w:szCs w:val="19"/>
+              </w:rPr>
+              <w:t xml:space="preserve">6.27, 4.48</w:t>
+            </w:r>
+          </w:p>
+        </w:tc>
+        <w:tc>
+          <w:tcPr>
+            <w:tcW w:type="dxa" w:w="2100"/>
+            <w:vAlign w:val="center"/>
+          </w:tcPr>
+          <w:p>
+            <w:pPr>
+              <w:spacing w:after="0" w:line="240"/>
+            </w:pPr>
+            <w:r>
+              <w:rPr>
+                <w:b w:val="false"/>
+                <w:bCs w:val="false"/>
+                <w:color w:val="17212B"/>
+                <w:sz w:val="19"/>
+                <w:szCs w:val="19"/>
+              </w:rPr>
+              <w:t xml:space="preserve">1.18</w:t>
+            </w:r>
+          </w:p>
+        </w:tc>
+        <w:tc>
+          <w:tcPr>
+            <w:tcW w:type="dxa" w:w="1620"/>
+            <w:vAlign w:val="center"/>
+          </w:tcPr>
+          <w:p>
+            <w:pPr>
+              <w:spacing w:after="0" w:line="240"/>
+            </w:pPr>
+            <w:r>
+              <w:rPr>
+                <w:b w:val="false"/>
+                <w:bCs w:val="false"/>
+                <w:color w:val="17212B"/>
+                <w:sz w:val="19"/>
+                <w:szCs w:val="19"/>
+              </w:rPr>
+              <w:t xml:space="preserve">27.3s</w:t>
+            </w:r>
+          </w:p>
+        </w:tc>
+      </w:tr>
+      <w:tr>
+        <w:trPr>
+          <w:cantSplit/>
+          <w:tblHeader w:val="false"/>
+        </w:trPr>
+        <w:tc>
+          <w:tcPr>
+            <w:tcW w:type="dxa" w:w="3000"/>
+            <w:shd w:fill="F2F4F7" w:color="auto" w:val="clear"/>
+            <w:vAlign w:val="center"/>
+          </w:tcPr>
+          <w:p>
+            <w:pPr>
+              <w:spacing w:after="0" w:line="240"/>
+            </w:pPr>
+            <w:r>
+              <w:rPr>
+                <w:b w:val="false"/>
+                <w:bCs w:val="false"/>
+                <w:color w:val="17212B"/>
+                <w:sz w:val="19"/>
+                <w:szCs w:val="19"/>
+              </w:rPr>
+              <w:t xml:space="preserve">low_and_slow</w:t>
+            </w:r>
+          </w:p>
+        </w:tc>
+        <w:tc>
+          <w:tcPr>
+            <w:tcW w:type="dxa" w:w="2400"/>
+            <w:shd w:fill="F2F4F7" w:color="auto" w:val="clear"/>
+            <w:vAlign w:val="center"/>
+          </w:tcPr>
+          <w:p>
+            <w:pPr>
+              <w:spacing w:after="0" w:line="240"/>
+            </w:pPr>
+            <w:r>
+              <w:rPr>
+                <w:b w:val="false"/>
+                <w:bCs w:val="false"/>
+                <w:color w:val="17212B"/>
+                <w:sz w:val="19"/>
+                <w:szCs w:val="19"/>
+              </w:rPr>
+              <w:t xml:space="preserve">3.02, 2.19</w:t>
+            </w:r>
+          </w:p>
+        </w:tc>
+        <w:tc>
+          <w:tcPr>
+            <w:tcW w:type="dxa" w:w="2100"/>
+            <w:shd w:fill="F2F4F7" w:color="auto" w:val="clear"/>
+            <w:vAlign w:val="center"/>
+          </w:tcPr>
+          <w:p>
+            <w:pPr>
+              <w:spacing w:after="0" w:line="240"/>
+            </w:pPr>
+            <w:r>
+              <w:rPr>
+                <w:b w:val="false"/>
+                <w:bCs w:val="false"/>
+                <w:color w:val="17212B"/>
+                <w:sz w:val="19"/>
+                <w:szCs w:val="19"/>
+              </w:rPr>
+              <w:t xml:space="preserve">0.62</w:t>
+            </w:r>
+          </w:p>
+        </w:tc>
+        <w:tc>
+          <w:tcPr>
+            <w:tcW w:type="dxa" w:w="1620"/>
+            <w:shd w:fill="F2F4F7" w:color="auto" w:val="clear"/>
+            <w:vAlign w:val="center"/>
+          </w:tcPr>
+          <w:p>
+            <w:pPr>
+              <w:spacing w:after="0" w:line="240"/>
+            </w:pPr>
+            <w:r>
+              <w:rPr>
+                <w:b w:val="false"/>
+                <w:bCs w:val="false"/>
+                <w:color w:val="17212B"/>
+                <w:sz w:val="19"/>
+                <w:szCs w:val="19"/>
+              </w:rPr>
+              <w:t xml:space="preserve">24.3s</w:t>
+            </w:r>
+          </w:p>
+        </w:tc>
+      </w:tr>
+      <w:tr>
+        <w:trPr>
+          <w:cantSplit/>
+          <w:tblHeader w:val="false"/>
+        </w:trPr>
+        <w:tc>
+          <w:tcPr>
+            <w:tcW w:type="dxa" w:w="3000"/>
+            <w:vAlign w:val="center"/>
+          </w:tcPr>
+          <w:p>
+            <w:pPr>
+              <w:spacing w:after="0" w:line="240"/>
+            </w:pPr>
+            <w:r>
+              <w:rPr>
+                <w:b w:val="false"/>
+                <w:bCs w:val="false"/>
+                <w:color w:val="17212B"/>
+                <w:sz w:val="19"/>
+                <w:szCs w:val="19"/>
+              </w:rPr>
+              <w:t xml:space="preserve">mule_fanout</w:t>
+            </w:r>
+          </w:p>
+        </w:tc>
+        <w:tc>
+          <w:tcPr>
+            <w:tcW w:type="dxa" w:w="2400"/>
+            <w:vAlign w:val="center"/>
+          </w:tcPr>
+          <w:p>
+            <w:pPr>
+              <w:spacing w:after="0" w:line="240"/>
+            </w:pPr>
+            <w:r>
+              <w:rPr>
+                <w:b w:val="false"/>
+                <w:bCs w:val="false"/>
+                <w:color w:val="17212B"/>
+                <w:sz w:val="19"/>
+                <w:szCs w:val="19"/>
+              </w:rPr>
+              <w:t xml:space="preserve">3.34, 4.39</w:t>
+            </w:r>
+          </w:p>
+        </w:tc>
+        <w:tc>
+          <w:tcPr>
+            <w:tcW w:type="dxa" w:w="2100"/>
+            <w:vAlign w:val="center"/>
+          </w:tcPr>
+          <w:p>
+            <w:pPr>
+              <w:spacing w:after="0" w:line="240"/>
+            </w:pPr>
+            <w:r>
+              <w:rPr>
+                <w:b w:val="false"/>
+                <w:bCs w:val="false"/>
+                <w:color w:val="17212B"/>
+                <w:sz w:val="19"/>
+                <w:szCs w:val="19"/>
+              </w:rPr>
+              <w:t xml:space="preserve">0.46</w:t>
+            </w:r>
+          </w:p>
+        </w:tc>
+        <w:tc>
+          <w:tcPr>
+            <w:tcW w:type="dxa" w:w="1620"/>
+            <w:vAlign w:val="center"/>
+          </w:tcPr>
+          <w:p>
+            <w:pPr>
+              <w:spacing w:after="0" w:line="240"/>
+            </w:pPr>
+            <w:r>
+              <w:rPr>
+                <w:b w:val="false"/>
+                <w:bCs w:val="false"/>
+                <w:color w:val="17212B"/>
+                <w:sz w:val="19"/>
+                <w:szCs w:val="19"/>
+              </w:rPr>
+              <w:t xml:space="preserve">26.6s</w:t>
+            </w:r>
+          </w:p>
+        </w:tc>
+      </w:tr>
+      <w:tr>
+        <w:trPr>
+          <w:cantSplit/>
+          <w:tblHeader w:val="false"/>
+        </w:trPr>
+        <w:tc>
+          <w:tcPr>
+            <w:tcW w:type="dxa" w:w="3000"/>
+            <w:shd w:fill="F2F4F7" w:color="auto" w:val="clear"/>
+            <w:vAlign w:val="center"/>
+          </w:tcPr>
+          <w:p>
+            <w:pPr>
+              <w:spacing w:after="0" w:line="240"/>
+            </w:pPr>
+            <w:r>
+              <w:rPr>
+                <w:b w:val="false"/>
+                <w:bCs w:val="false"/>
+                <w:color w:val="17212B"/>
+                <w:sz w:val="19"/>
+                <w:szCs w:val="19"/>
+              </w:rPr>
+              <w:t xml:space="preserve">account_takeover</w:t>
+            </w:r>
+          </w:p>
+        </w:tc>
+        <w:tc>
+          <w:tcPr>
+            <w:tcW w:type="dxa" w:w="2400"/>
+            <w:shd w:fill="F2F4F7" w:color="auto" w:val="clear"/>
+            <w:vAlign w:val="center"/>
+          </w:tcPr>
+          <w:p>
+            <w:pPr>
+              <w:spacing w:after="0" w:line="240"/>
+            </w:pPr>
+            <w:r>
+              <w:rPr>
+                <w:b w:val="false"/>
+                <w:bCs w:val="false"/>
+                <w:color w:val="17212B"/>
+                <w:sz w:val="19"/>
+                <w:szCs w:val="19"/>
+              </w:rPr>
+              <w:t xml:space="preserve">7.51, 4.86</w:t>
+            </w:r>
+          </w:p>
+        </w:tc>
+        <w:tc>
+          <w:tcPr>
+            <w:tcW w:type="dxa" w:w="2100"/>
+            <w:shd w:fill="F2F4F7" w:color="auto" w:val="clear"/>
+            <w:vAlign w:val="center"/>
+          </w:tcPr>
+          <w:p>
+            <w:pPr>
+              <w:spacing w:after="0" w:line="240"/>
+            </w:pPr>
+            <w:r>
+              <w:rPr>
+                <w:b w:val="false"/>
+                <w:bCs w:val="false"/>
+                <w:color w:val="17212B"/>
+                <w:sz w:val="19"/>
+                <w:szCs w:val="19"/>
+              </w:rPr>
+              <w:t xml:space="preserve">2.10</w:t>
+            </w:r>
+          </w:p>
+        </w:tc>
+        <w:tc>
+          <w:tcPr>
+            <w:tcW w:type="dxa" w:w="1620"/>
+            <w:shd w:fill="F2F4F7" w:color="auto" w:val="clear"/>
+            <w:vAlign w:val="center"/>
+          </w:tcPr>
+          <w:p>
+            <w:pPr>
+              <w:spacing w:after="0" w:line="240"/>
+            </w:pPr>
+            <w:r>
+              <w:rPr>
+                <w:b w:val="false"/>
+                <w:bCs w:val="false"/>
+                <w:color w:val="17212B"/>
+                <w:sz w:val="19"/>
+                <w:szCs w:val="19"/>
+              </w:rPr>
+              <w:t xml:space="preserve">30.4s</w:t>
+            </w:r>
+          </w:p>
+        </w:tc>
+      </w:tr>
+      <w:tr>
+        <w:trPr>
+          <w:cantSplit/>
+          <w:tblHeader w:val="false"/>
+        </w:trPr>
+        <w:tc>
+          <w:tcPr>
+            <w:tcW w:type="dxa" w:w="3000"/>
+            <w:vAlign w:val="center"/>
+          </w:tcPr>
+          <w:p>
+            <w:pPr>
+              <w:spacing w:after="0" w:line="240"/>
+            </w:pPr>
+            <w:r>
+              <w:rPr>
+                <w:b w:val="false"/>
+                <w:bCs w:val="false"/>
+                <w:color w:val="17212B"/>
+                <w:sz w:val="19"/>
+                <w:szCs w:val="19"/>
+              </w:rPr>
+              <w:t xml:space="preserve">transaction_splitting</w:t>
+            </w:r>
+          </w:p>
+        </w:tc>
+        <w:tc>
+          <w:tcPr>
+            <w:tcW w:type="dxa" w:w="2400"/>
+            <w:vAlign w:val="center"/>
+          </w:tcPr>
+          <w:p>
+            <w:pPr>
+              <w:spacing w:after="0" w:line="240"/>
+            </w:pPr>
+            <w:r>
+              <w:rPr>
+                <w:b w:val="false"/>
+                <w:bCs w:val="false"/>
+                <w:color w:val="17212B"/>
+                <w:sz w:val="19"/>
+                <w:szCs w:val="19"/>
+              </w:rPr>
+              <w:t xml:space="preserve">4.96, 5.55</w:t>
+            </w:r>
+          </w:p>
+        </w:tc>
+        <w:tc>
+          <w:tcPr>
+            <w:tcW w:type="dxa" w:w="2100"/>
+            <w:vAlign w:val="center"/>
+          </w:tcPr>
+          <w:p>
+            <w:pPr>
+              <w:spacing w:after="0" w:line="240"/>
+            </w:pPr>
+            <w:r>
+              <w:rPr>
+                <w:b w:val="false"/>
+                <w:bCs w:val="false"/>
+                <w:color w:val="17212B"/>
+                <w:sz w:val="19"/>
+                <w:szCs w:val="19"/>
+              </w:rPr>
+              <w:t xml:space="preserve">1.05</w:t>
+            </w:r>
+          </w:p>
+        </w:tc>
+        <w:tc>
+          <w:tcPr>
+            <w:tcW w:type="dxa" w:w="1620"/>
+            <w:vAlign w:val="center"/>
+          </w:tcPr>
+          <w:p>
+            <w:pPr>
+              <w:spacing w:after="0" w:line="240"/>
+            </w:pPr>
+            <w:r>
+              <w:rPr>
+                <w:b w:val="false"/>
+                <w:bCs w:val="false"/>
+                <w:color w:val="17212B"/>
+                <w:sz w:val="19"/>
+                <w:szCs w:val="19"/>
+              </w:rPr>
+              <w:t xml:space="preserve">32.8s</w:t>
+            </w:r>
+          </w:p>
+        </w:tc>
+      </w:tr>
+    </w:tbl>
+    <w:p>
+      <w:r>
+        <w:rPr>
+          <w:i/>
+          <w:iCs/>
+        </w:rPr>
+        <w:t xml:space="preserve">The failure that produced this section is worth stating. The strategist prompt originally told the model to stay inside the documented bounds without ever listing them, so it guessed, its proposals were rejected by the schema, and the arena silently fell back to the policy. Two of five families returned nothing usable. Spelling the bounds out took every family to a full set of schema-valid proposals.</w:t>
+      </w:r>
+    </w:p>
+    <w:p>
+      <w:r>
+        <w:br w:type="page"/>
+      </w:r>
+    </w:p>
+    <w:p>
+      <w:pPr>
+        <w:pStyle w:val="Heading1"/>
+      </w:pPr>
+      <w:r>
+        <w:t xml:space="preserve">12. Adversarial Robustness</w:t>
       </w:r>
     </w:p>
     <w:p>
@@ -11791,7 +12869,7 @@
         <w:pStyle w:val="Heading1"/>
       </w:pPr>
       <w:r>
-        <w:t xml:space="preserve">12. Security and Responsible AI</w:t>
+        <w:t xml:space="preserve">13. Security and Responsible AI</w:t>
       </w:r>
     </w:p>
     <w:p>
@@ -12489,7 +13567,7 @@
         <w:pStyle w:val="Heading1"/>
       </w:pPr>
       <w:r>
-        <w:t xml:space="preserve">13. Scalability</w:t>
+        <w:t xml:space="preserve">14. Scalability</w:t>
       </w:r>
     </w:p>
     <w:p>
@@ -13099,7 +14177,7 @@
         <w:pStyle w:val="Heading1"/>
       </w:pPr>
       <w:r>
-        <w:t xml:space="preserve">14. Product Experience</w:t>
+        <w:t xml:space="preserve">15. Product Experience</w:t>
       </w:r>
     </w:p>
     <w:p>
@@ -14156,7 +15234,7 @@
         <w:pStyle w:val="Heading1"/>
       </w:pPr>
       <w:r>
-        <w:t xml:space="preserve">15. Architecture</w:t>
+        <w:t xml:space="preserve">16. Architecture</w:t>
       </w:r>
     </w:p>
     <w:tbl>
@@ -14997,7 +16075,7 @@
         <w:pStyle w:val="Heading1"/>
       </w:pPr>
       <w:r>
-        <w:t xml:space="preserve">16. Limitations</w:t>
+        <w:t xml:space="preserve">17. Limitations</w:t>
       </w:r>
     </w:p>
     <w:p>
@@ -15101,7 +16179,7 @@
         <w:pStyle w:val="Heading1"/>
       </w:pPr>
       <w:r>
-        <w:t xml:space="preserve">17. Production Roadmap</w:t>
+        <w:t xml:space="preserve">18. Production Roadmap</w:t>
       </w:r>
     </w:p>
     <w:p>
@@ -15186,7 +16264,7 @@
         <w:pStyle w:val="Heading1"/>
       </w:pPr>
       <w:r>
-        <w:t xml:space="preserve">18. Reproduction Instructions</w:t>
+        <w:t xml:space="preserve">19. Reproduction Instructions</w:t>
       </w:r>
     </w:p>
     <w:p>
@@ -15300,7 +16378,7 @@
         <w:pStyle w:val="Heading1"/>
       </w:pPr>
       <w:r>
-        <w:t xml:space="preserve">19. GitHub Repository</w:t>
+        <w:t xml:space="preserve">20. GitHub Repository</w:t>
       </w:r>
     </w:p>
     <w:p>
@@ -15323,7 +16401,7 @@
         <w:pStyle w:val="Heading1"/>
       </w:pPr>
       <w:r>
-        <w:t xml:space="preserve">20. Web Prototype</w:t>
+        <w:t xml:space="preserve">21. Web Prototype</w:t>
       </w:r>
     </w:p>
     <w:p>

--- a/The debuggers.docx
+++ b/The debuggers.docx
@@ -293,7 +293,7 @@
     </w:p>
     <w:p>
       <w:r>
-        <w:t xml:space="preserve">Repository: https://github.com/dipakkr/The-debuggers</w:t>
+        <w:t xml:space="preserve">Repository: https://github.com/dipakkr/mastercard-challlenge-hackathon</w:t>
       </w:r>
     </w:p>
     <w:p>
@@ -1450,7 +1450,7 @@
                 <w:sz w:val="19"/>
                 <w:szCs w:val="19"/>
               </w:rPr>
-              <w:t xml:space="preserve">19 GenAI-accelerated families across 7 channels and rails; 5 compiled end to end</w:t>
+              <w:t xml:space="preserve">20 GenAI-accelerated families across 7 channels and rails; 5 compiled end to end</w:t>
             </w:r>
           </w:p>
         </w:tc>
@@ -1782,7 +1782,7 @@
     </w:p>
     <w:p>
       <w:r>
-        <w:t xml:space="preserve">The threat review covers nineteen defensive families across seven channels and rails. Five are compiled and scored end to end by the payment twin. The rest are documented with the sensor they would need rather than faked — simulating authorised-push-payment fraud or deepfake KYC at transaction level would mean inventing evidence the sensor cannot see.</w:t>
+        <w:t xml:space="preserve">The threat review covers twenty defensive families across seven channels and rails. Five are compiled and scored end to end by the payment twin. The rest are documented with the sensor they would need rather than faked — simulating authorised-push-payment fraud or deepfake KYC at transaction level would mean inventing evidence the sensor cannot see.</w:t>
       </w:r>
     </w:p>
     <w:tbl>
@@ -2663,6 +2663,97 @@
                 <w:sz w:val="19"/>
                 <w:szCs w:val="19"/>
               </w:rPr>
+              <w:t xml:space="preserve">Relay and fallback abuse</w:t>
+            </w:r>
+          </w:p>
+        </w:tc>
+        <w:tc>
+          <w:tcPr>
+            <w:tcW w:type="dxa" w:w="2500"/>
+            <w:vAlign w:val="center"/>
+          </w:tcPr>
+          <w:p>
+            <w:pPr>
+              <w:spacing w:after="0" w:line="240"/>
+            </w:pPr>
+            <w:r>
+              <w:rPr>
+                <w:b w:val="false"/>
+                <w:bCs w:val="false"/>
+                <w:color w:val="17212B"/>
+                <w:sz w:val="19"/>
+                <w:szCs w:val="19"/>
+              </w:rPr>
+              <w:t xml:space="preserve">Selects weak-fallback terminals, coordinates relay timing</w:t>
+            </w:r>
+          </w:p>
+        </w:tc>
+        <w:tc>
+          <w:tcPr>
+            <w:tcW w:type="dxa" w:w="2950"/>
+            <w:vAlign w:val="center"/>
+          </w:tcPr>
+          <w:p>
+            <w:pPr>
+              <w:spacing w:after="0" w:line="240"/>
+            </w:pPr>
+            <w:r>
+              <w:rPr>
+                <w:b w:val="false"/>
+                <w:bCs w:val="false"/>
+                <w:color w:val="17212B"/>
+                <w:sz w:val="19"/>
+                <w:szCs w:val="19"/>
+              </w:rPr>
+              <w:t xml:space="preserve">Only visible across terminals</w:t>
+            </w:r>
+          </w:p>
+        </w:tc>
+        <w:tc>
+          <w:tcPr>
+            <w:tcW w:type="dxa" w:w="1820"/>
+            <w:vAlign w:val="center"/>
+          </w:tcPr>
+          <w:p>
+            <w:pPr>
+              <w:spacing w:after="0" w:line="240"/>
+            </w:pPr>
+            <w:r>
+              <w:rPr>
+                <w:b w:val="false"/>
+                <w:bCs w:val="false"/>
+                <w:color w:val="17212B"/>
+                <w:sz w:val="19"/>
+                <w:szCs w:val="19"/>
+              </w:rPr>
+              <w:t xml:space="preserve">Research</w:t>
+            </w:r>
+          </w:p>
+        </w:tc>
+      </w:tr>
+      <w:tr>
+        <w:trPr>
+          <w:cantSplit/>
+          <w:tblHeader w:val="false"/>
+        </w:trPr>
+        <w:tc>
+          <w:tcPr>
+            <w:tcW w:type="dxa" w:w="1850"/>
+            <w:shd w:fill="F2F4F7" w:color="auto" w:val="clear"/>
+            <w:vAlign w:val="center"/>
+          </w:tcPr>
+          <w:p>
+            <w:pPr>
+              <w:spacing w:after="0" w:line="240"/>
+            </w:pPr>
+            <w:r>
+              <w:rPr>
+                <w:b w:val="false"/>
+                <w:bCs w:val="false"/>
+                <w:color w:val="17212B"/>
+                <w:sz w:val="19"/>
+                <w:szCs w:val="19"/>
+              </w:rPr>
               <w:t xml:space="preserve">Token provisioning abuse</w:t>
             </w:r>
           </w:p>
@@ -2670,6 +2761,7 @@
         <w:tc>
           <w:tcPr>
             <w:tcW w:type="dxa" w:w="2500"/>
+            <w:shd w:fill="F2F4F7" w:color="auto" w:val="clear"/>
             <w:vAlign w:val="center"/>
           </w:tcPr>
           <w:p>
@@ -2691,6 +2783,7 @@
         <w:tc>
           <w:tcPr>
             <w:tcW w:type="dxa" w:w="2950"/>
+            <w:shd w:fill="F2F4F7" w:color="auto" w:val="clear"/>
             <w:vAlign w:val="center"/>
           </w:tcPr>
           <w:p>
@@ -2712,6 +2805,7 @@
         <w:tc>
           <w:tcPr>
             <w:tcW w:type="dxa" w:w="1820"/>
+            <w:shd w:fill="F2F4F7" w:color="auto" w:val="clear"/>
             <w:vAlign w:val="center"/>
           </w:tcPr>
           <w:p>
@@ -2739,7 +2833,6 @@
         <w:tc>
           <w:tcPr>
             <w:tcW w:type="dxa" w:w="1850"/>
-            <w:shd w:fill="F2F4F7" w:color="auto" w:val="clear"/>
             <w:vAlign w:val="center"/>
           </w:tcPr>
           <w:p>
@@ -2761,7 +2854,6 @@
         <w:tc>
           <w:tcPr>
             <w:tcW w:type="dxa" w:w="2500"/>
-            <w:shd w:fill="F2F4F7" w:color="auto" w:val="clear"/>
             <w:vAlign w:val="center"/>
           </w:tcPr>
           <w:p>
@@ -2783,7 +2875,6 @@
         <w:tc>
           <w:tcPr>
             <w:tcW w:type="dxa" w:w="2950"/>
-            <w:shd w:fill="F2F4F7" w:color="auto" w:val="clear"/>
             <w:vAlign w:val="center"/>
           </w:tcPr>
           <w:p>
@@ -2805,7 +2896,6 @@
         <w:tc>
           <w:tcPr>
             <w:tcW w:type="dxa" w:w="1820"/>
-            <w:shd w:fill="F2F4F7" w:color="auto" w:val="clear"/>
             <w:vAlign w:val="center"/>
           </w:tcPr>
           <w:p>
@@ -2833,6 +2923,7 @@
         <w:tc>
           <w:tcPr>
             <w:tcW w:type="dxa" w:w="1850"/>
+            <w:shd w:fill="F2F4F7" w:color="auto" w:val="clear"/>
             <w:vAlign w:val="center"/>
           </w:tcPr>
           <w:p>
@@ -2854,6 +2945,7 @@
         <w:tc>
           <w:tcPr>
             <w:tcW w:type="dxa" w:w="2500"/>
+            <w:shd w:fill="F2F4F7" w:color="auto" w:val="clear"/>
             <w:vAlign w:val="center"/>
           </w:tcPr>
           <w:p>
@@ -2875,6 +2967,7 @@
         <w:tc>
           <w:tcPr>
             <w:tcW w:type="dxa" w:w="2950"/>
+            <w:shd w:fill="F2F4F7" w:color="auto" w:val="clear"/>
             <w:vAlign w:val="center"/>
           </w:tcPr>
           <w:p>
@@ -2896,6 +2989,7 @@
         <w:tc>
           <w:tcPr>
             <w:tcW w:type="dxa" w:w="1820"/>
+            <w:shd w:fill="F2F4F7" w:color="auto" w:val="clear"/>
             <w:vAlign w:val="center"/>
           </w:tcPr>
           <w:p>
@@ -2923,7 +3017,6 @@
         <w:tc>
           <w:tcPr>
             <w:tcW w:type="dxa" w:w="1850"/>
-            <w:shd w:fill="F2F4F7" w:color="auto" w:val="clear"/>
             <w:vAlign w:val="center"/>
           </w:tcPr>
           <w:p>
@@ -2945,7 +3038,6 @@
         <w:tc>
           <w:tcPr>
             <w:tcW w:type="dxa" w:w="2500"/>
-            <w:shd w:fill="F2F4F7" w:color="auto" w:val="clear"/>
             <w:vAlign w:val="center"/>
           </w:tcPr>
           <w:p>
@@ -2967,7 +3059,6 @@
         <w:tc>
           <w:tcPr>
             <w:tcW w:type="dxa" w:w="2950"/>
-            <w:shd w:fill="F2F4F7" w:color="auto" w:val="clear"/>
             <w:vAlign w:val="center"/>
           </w:tcPr>
           <w:p>
@@ -2989,7 +3080,6 @@
         <w:tc>
           <w:tcPr>
             <w:tcW w:type="dxa" w:w="1820"/>
-            <w:shd w:fill="F2F4F7" w:color="auto" w:val="clear"/>
             <w:vAlign w:val="center"/>
           </w:tcPr>
           <w:p>
@@ -3017,6 +3107,7 @@
         <w:tc>
           <w:tcPr>
             <w:tcW w:type="dxa" w:w="1850"/>
+            <w:shd w:fill="F2F4F7" w:color="auto" w:val="clear"/>
             <w:vAlign w:val="center"/>
           </w:tcPr>
           <w:p>
@@ -3038,6 +3129,7 @@
         <w:tc>
           <w:tcPr>
             <w:tcW w:type="dxa" w:w="2500"/>
+            <w:shd w:fill="F2F4F7" w:color="auto" w:val="clear"/>
             <w:vAlign w:val="center"/>
           </w:tcPr>
           <w:p>
@@ -3059,6 +3151,7 @@
         <w:tc>
           <w:tcPr>
             <w:tcW w:type="dxa" w:w="2950"/>
+            <w:shd w:fill="F2F4F7" w:color="auto" w:val="clear"/>
             <w:vAlign w:val="center"/>
           </w:tcPr>
           <w:p>
@@ -3080,6 +3173,7 @@
         <w:tc>
           <w:tcPr>
             <w:tcW w:type="dxa" w:w="1820"/>
+            <w:shd w:fill="F2F4F7" w:color="auto" w:val="clear"/>
             <w:vAlign w:val="center"/>
           </w:tcPr>
           <w:p>
@@ -3107,7 +3201,6 @@
         <w:tc>
           <w:tcPr>
             <w:tcW w:type="dxa" w:w="1850"/>
-            <w:shd w:fill="F2F4F7" w:color="auto" w:val="clear"/>
             <w:vAlign w:val="center"/>
           </w:tcPr>
           <w:p>
@@ -3129,7 +3222,6 @@
         <w:tc>
           <w:tcPr>
             <w:tcW w:type="dxa" w:w="2500"/>
-            <w:shd w:fill="F2F4F7" w:color="auto" w:val="clear"/>
             <w:vAlign w:val="center"/>
           </w:tcPr>
           <w:p>
@@ -3151,7 +3243,6 @@
         <w:tc>
           <w:tcPr>
             <w:tcW w:type="dxa" w:w="2950"/>
-            <w:shd w:fill="F2F4F7" w:color="auto" w:val="clear"/>
             <w:vAlign w:val="center"/>
           </w:tcPr>
           <w:p>
@@ -3173,7 +3264,6 @@
         <w:tc>
           <w:tcPr>
             <w:tcW w:type="dxa" w:w="1820"/>
-            <w:shd w:fill="F2F4F7" w:color="auto" w:val="clear"/>
             <w:vAlign w:val="center"/>
           </w:tcPr>
           <w:p>
@@ -3201,6 +3291,7 @@
         <w:tc>
           <w:tcPr>
             <w:tcW w:type="dxa" w:w="1850"/>
+            <w:shd w:fill="F2F4F7" w:color="auto" w:val="clear"/>
             <w:vAlign w:val="center"/>
           </w:tcPr>
           <w:p>
@@ -3222,6 +3313,7 @@
         <w:tc>
           <w:tcPr>
             <w:tcW w:type="dxa" w:w="2500"/>
+            <w:shd w:fill="F2F4F7" w:color="auto" w:val="clear"/>
             <w:vAlign w:val="center"/>
           </w:tcPr>
           <w:p>
@@ -3243,6 +3335,7 @@
         <w:tc>
           <w:tcPr>
             <w:tcW w:type="dxa" w:w="2950"/>
+            <w:shd w:fill="F2F4F7" w:color="auto" w:val="clear"/>
             <w:vAlign w:val="center"/>
           </w:tcPr>
           <w:p>
@@ -3264,6 +3357,7 @@
         <w:tc>
           <w:tcPr>
             <w:tcW w:type="dxa" w:w="1820"/>
+            <w:shd w:fill="F2F4F7" w:color="auto" w:val="clear"/>
             <w:vAlign w:val="center"/>
           </w:tcPr>
           <w:p>
@@ -3291,7 +3385,6 @@
         <w:tc>
           <w:tcPr>
             <w:tcW w:type="dxa" w:w="1850"/>
-            <w:shd w:fill="F2F4F7" w:color="auto" w:val="clear"/>
             <w:vAlign w:val="center"/>
           </w:tcPr>
           <w:p>
@@ -3313,7 +3406,6 @@
         <w:tc>
           <w:tcPr>
             <w:tcW w:type="dxa" w:w="2500"/>
-            <w:shd w:fill="F2F4F7" w:color="auto" w:val="clear"/>
             <w:vAlign w:val="center"/>
           </w:tcPr>
           <w:p>
@@ -3335,7 +3427,6 @@
         <w:tc>
           <w:tcPr>
             <w:tcW w:type="dxa" w:w="2950"/>
-            <w:shd w:fill="F2F4F7" w:color="auto" w:val="clear"/>
             <w:vAlign w:val="center"/>
           </w:tcPr>
           <w:p>
@@ -3357,7 +3448,6 @@
         <w:tc>
           <w:tcPr>
             <w:tcW w:type="dxa" w:w="1820"/>
-            <w:shd w:fill="F2F4F7" w:color="auto" w:val="clear"/>
             <w:vAlign w:val="center"/>
           </w:tcPr>
           <w:p>
@@ -3385,6 +3475,7 @@
         <w:tc>
           <w:tcPr>
             <w:tcW w:type="dxa" w:w="1850"/>
+            <w:shd w:fill="F2F4F7" w:color="auto" w:val="clear"/>
             <w:vAlign w:val="center"/>
           </w:tcPr>
           <w:p>
@@ -3406,6 +3497,7 @@
         <w:tc>
           <w:tcPr>
             <w:tcW w:type="dxa" w:w="2500"/>
+            <w:shd w:fill="F2F4F7" w:color="auto" w:val="clear"/>
             <w:vAlign w:val="center"/>
           </w:tcPr>
           <w:p>
@@ -3427,6 +3519,7 @@
         <w:tc>
           <w:tcPr>
             <w:tcW w:type="dxa" w:w="2950"/>
+            <w:shd w:fill="F2F4F7" w:color="auto" w:val="clear"/>
             <w:vAlign w:val="center"/>
           </w:tcPr>
           <w:p>
@@ -3448,6 +3541,7 @@
         <w:tc>
           <w:tcPr>
             <w:tcW w:type="dxa" w:w="1820"/>
+            <w:shd w:fill="F2F4F7" w:color="auto" w:val="clear"/>
             <w:vAlign w:val="center"/>
           </w:tcPr>
           <w:p>
@@ -3475,7 +3569,6 @@
         <w:tc>
           <w:tcPr>
             <w:tcW w:type="dxa" w:w="1850"/>
-            <w:shd w:fill="F2F4F7" w:color="auto" w:val="clear"/>
             <w:vAlign w:val="center"/>
           </w:tcPr>
           <w:p>
@@ -3497,7 +3590,6 @@
         <w:tc>
           <w:tcPr>
             <w:tcW w:type="dxa" w:w="2500"/>
-            <w:shd w:fill="F2F4F7" w:color="auto" w:val="clear"/>
             <w:vAlign w:val="center"/>
           </w:tcPr>
           <w:p>
@@ -3519,7 +3611,6 @@
         <w:tc>
           <w:tcPr>
             <w:tcW w:type="dxa" w:w="2950"/>
-            <w:shd w:fill="F2F4F7" w:color="auto" w:val="clear"/>
             <w:vAlign w:val="center"/>
           </w:tcPr>
           <w:p>
@@ -3541,7 +3632,6 @@
         <w:tc>
           <w:tcPr>
             <w:tcW w:type="dxa" w:w="1820"/>
-            <w:shd w:fill="F2F4F7" w:color="auto" w:val="clear"/>
             <w:vAlign w:val="center"/>
           </w:tcPr>
           <w:p>
@@ -3569,6 +3659,7 @@
         <w:tc>
           <w:tcPr>
             <w:tcW w:type="dxa" w:w="1850"/>
+            <w:shd w:fill="F2F4F7" w:color="auto" w:val="clear"/>
             <w:vAlign w:val="center"/>
           </w:tcPr>
           <w:p>
@@ -3590,6 +3681,7 @@
         <w:tc>
           <w:tcPr>
             <w:tcW w:type="dxa" w:w="2500"/>
+            <w:shd w:fill="F2F4F7" w:color="auto" w:val="clear"/>
             <w:vAlign w:val="center"/>
           </w:tcPr>
           <w:p>
@@ -3611,6 +3703,7 @@
         <w:tc>
           <w:tcPr>
             <w:tcW w:type="dxa" w:w="2950"/>
+            <w:shd w:fill="F2F4F7" w:color="auto" w:val="clear"/>
             <w:vAlign w:val="center"/>
           </w:tcPr>
           <w:p>
@@ -3632,6 +3725,7 @@
         <w:tc>
           <w:tcPr>
             <w:tcW w:type="dxa" w:w="1820"/>
+            <w:shd w:fill="F2F4F7" w:color="auto" w:val="clear"/>
             <w:vAlign w:val="center"/>
           </w:tcPr>
           <w:p>
@@ -4681,7 +4775,7 @@
     </w:p>
     <w:p>
       <w:r>
-        <w:t xml:space="preserve">The baseline combines calibrated rules with logistic regression. It uses seven core behavioral features and emits reason codes.</w:t>
+        <w:t xml:space="preserve">The baseline combines calibrated rules with logistic regression. It uses eight behavioural features and emits reason codes.</w:t>
       </w:r>
     </w:p>
     <w:p>
@@ -16388,7 +16482,7 @@
           <w:bCs/>
           <w:color w:val="FF5F00"/>
         </w:rPr>
-        <w:t xml:space="preserve">https://github.com/dipakkr/The-debuggers</w:t>
+        <w:t xml:space="preserve">https://github.com/dipakkr/mastercard-challlenge-hackathon</w:t>
       </w:r>
     </w:p>
     <w:p>

--- a/The debuggers.docx
+++ b/The debuggers.docx
@@ -342,6 +342,24 @@
     <w:p>
       <w:r>
         <w:t xml:space="preserve">A deterministic Referee owns all labels, metrics, seeds, acceptance gates, and replay results. Neither AI grades itself.</w:t>
+      </w:r>
+    </w:p>
+    <w:p>
+      <w:pPr>
+        <w:shd w:fill="FCECEA" w:color="auto" w:val="clear"/>
+        <w:spacing w:after="180" w:before="100"/>
+        <w:ind w:left="160" w:right="160"/>
+      </w:pPr>
+      <w:r>
+        <w:rPr>
+          <w:b/>
+          <w:bCs/>
+          <w:color w:val="EB001B"/>
+        </w:rPr>
+        <w:t xml:space="preserve">THE ONE THING TO UNDERSTAND BEFORE THE NUMBERS: </w:t>
+      </w:r>
+      <w:r>
+        <w:t xml:space="preserve">Our headline figures come in two pairs, and the second pair looks worse on purpose. Against attacks the detector was TRAINED on it reaches ROC-AUC 0.98 and F1 58%. Against an attack our own red team EVOLVED to evade it, F1 falls to the twenties — and stays under 15% at every threshold across the entire score range. That is the finding, not a shortfall. A novel attack is a MISSING-FEATURE problem, not a calibration problem: no operating point rescues it, and you only learn which feature is missing by generating the attack first. Section 10 shows the full operating curve that establishes this.</w:t>
       </w:r>
     </w:p>
     <w:p>
@@ -6752,6 +6770,695 @@
         </w:tc>
       </w:tr>
     </w:tbl>
+    <w:p>
+      <w:r>
+        <w:br w:type="page"/>
+      </w:r>
+    </w:p>
+    <w:p>
+      <w:pPr>
+        <w:pStyle w:val="Heading2"/>
+      </w:pPr>
+      <w:r>
+        <w:t xml:space="preserve">Calibration provenance</w:t>
+      </w:r>
+    </w:p>
+    <w:p>
+      <w:r>
+        <w:t xml:space="preserve">Every number in this submission is measured inside our own simulator. That is the design — a closed loop needs a world it fully controls — but it means the FIDELITY of that world is an assumption rather than a result, and we state which parameters are anchored and which are simply assumed.</w:t>
+      </w:r>
+    </w:p>
+    <w:tbl>
+      <w:tblPr>
+        <w:tblW w:type="dxa" w:w="9120"/>
+        <w:tblInd w:type="dxa" w:w="0"/>
+        <w:tblBorders>
+          <w:top w:val="single" w:color="C9D1D9" w:sz="5"/>
+          <w:left w:val="single" w:color="C9D1D9" w:sz="5"/>
+          <w:bottom w:val="single" w:color="C9D1D9" w:sz="5"/>
+          <w:right w:val="single" w:color="C9D1D9" w:sz="5"/>
+          <w:insideH w:val="single" w:color="C9D1D9" w:sz="3"/>
+          <w:insideV w:val="single" w:color="C9D1D9" w:sz="3"/>
+        </w:tblBorders>
+        <w:tblLayout w:type="fixed"/>
+        <w:tblCellMar>
+          <w:top w:type="dxa" w:w="80"/>
+          <w:left w:type="dxa" w:w="120"/>
+          <w:bottom w:type="dxa" w:w="80"/>
+          <w:right w:type="dxa" w:w="120"/>
+        </w:tblCellMar>
+      </w:tblPr>
+      <w:tblGrid>
+        <w:gridCol w:w="2200"/>
+        <w:gridCol w:w="2300"/>
+        <w:gridCol w:w="4620"/>
+      </w:tblGrid>
+      <w:tr>
+        <w:trPr>
+          <w:cantSplit/>
+          <w:tblHeader/>
+        </w:trPr>
+        <w:tc>
+          <w:tcPr>
+            <w:tcW w:type="dxa" w:w="2200"/>
+            <w:shd w:fill="1A1A1A" w:color="auto" w:val="clear"/>
+            <w:vAlign w:val="center"/>
+          </w:tcPr>
+          <w:p>
+            <w:pPr>
+              <w:spacing w:after="0" w:line="240"/>
+            </w:pPr>
+            <w:r>
+              <w:rPr>
+                <w:b/>
+                <w:bCs/>
+                <w:color w:val="FFFFFF"/>
+                <w:sz w:val="19"/>
+                <w:szCs w:val="19"/>
+              </w:rPr>
+              <w:t xml:space="preserve">Parameter</w:t>
+            </w:r>
+          </w:p>
+        </w:tc>
+        <w:tc>
+          <w:tcPr>
+            <w:tcW w:type="dxa" w:w="2300"/>
+            <w:shd w:fill="1A1A1A" w:color="auto" w:val="clear"/>
+            <w:vAlign w:val="center"/>
+          </w:tcPr>
+          <w:p>
+            <w:pPr>
+              <w:spacing w:after="0" w:line="240"/>
+            </w:pPr>
+            <w:r>
+              <w:rPr>
+                <w:b/>
+                <w:bCs/>
+                <w:color w:val="FFFFFF"/>
+                <w:sz w:val="19"/>
+                <w:szCs w:val="19"/>
+              </w:rPr>
+              <w:t xml:space="preserve">Value</w:t>
+            </w:r>
+          </w:p>
+        </w:tc>
+        <w:tc>
+          <w:tcPr>
+            <w:tcW w:type="dxa" w:w="4620"/>
+            <w:shd w:fill="1A1A1A" w:color="auto" w:val="clear"/>
+            <w:vAlign w:val="center"/>
+          </w:tcPr>
+          <w:p>
+            <w:pPr>
+              <w:spacing w:after="0" w:line="240"/>
+            </w:pPr>
+            <w:r>
+              <w:rPr>
+                <w:b/>
+                <w:bCs/>
+                <w:color w:val="FFFFFF"/>
+                <w:sz w:val="19"/>
+                <w:szCs w:val="19"/>
+              </w:rPr>
+              <w:t xml:space="preserve">Basis</w:t>
+            </w:r>
+          </w:p>
+        </w:tc>
+      </w:tr>
+      <w:tr>
+        <w:trPr>
+          <w:cantSplit/>
+          <w:tblHeader w:val="false"/>
+        </w:trPr>
+        <w:tc>
+          <w:tcPr>
+            <w:tcW w:type="dxa" w:w="2200"/>
+            <w:vAlign w:val="center"/>
+          </w:tcPr>
+          <w:p>
+            <w:pPr>
+              <w:spacing w:after="0" w:line="240"/>
+            </w:pPr>
+            <w:r>
+              <w:rPr>
+                <w:b w:val="false"/>
+                <w:bCs w:val="false"/>
+                <w:color w:val="17212B"/>
+                <w:sz w:val="19"/>
+                <w:szCs w:val="19"/>
+              </w:rPr>
+              <w:t xml:space="preserve">Population</w:t>
+            </w:r>
+          </w:p>
+        </w:tc>
+        <w:tc>
+          <w:tcPr>
+            <w:tcW w:type="dxa" w:w="2300"/>
+            <w:vAlign w:val="center"/>
+          </w:tcPr>
+          <w:p>
+            <w:pPr>
+              <w:spacing w:after="0" w:line="240"/>
+            </w:pPr>
+            <w:r>
+              <w:rPr>
+                <w:b w:val="false"/>
+                <w:bCs w:val="false"/>
+                <w:color w:val="17212B"/>
+                <w:sz w:val="19"/>
+                <w:szCs w:val="19"/>
+              </w:rPr>
+              <w:t xml:space="preserve">1,200 customers, 300 merchants</w:t>
+            </w:r>
+          </w:p>
+        </w:tc>
+        <w:tc>
+          <w:tcPr>
+            <w:tcW w:type="dxa" w:w="4620"/>
+            <w:vAlign w:val="center"/>
+          </w:tcPr>
+          <w:p>
+            <w:pPr>
+              <w:spacing w:after="0" w:line="240"/>
+            </w:pPr>
+            <w:r>
+              <w:rPr>
+                <w:b w:val="false"/>
+                <w:bCs w:val="false"/>
+                <w:color w:val="17212B"/>
+                <w:sz w:val="19"/>
+                <w:szCs w:val="19"/>
+              </w:rPr>
+              <w:t xml:space="preserve">Assumed; sized so graph structure is observable</w:t>
+            </w:r>
+          </w:p>
+        </w:tc>
+      </w:tr>
+      <w:tr>
+        <w:trPr>
+          <w:cantSplit/>
+          <w:tblHeader w:val="false"/>
+        </w:trPr>
+        <w:tc>
+          <w:tcPr>
+            <w:tcW w:type="dxa" w:w="2200"/>
+            <w:shd w:fill="F2F4F7" w:color="auto" w:val="clear"/>
+            <w:vAlign w:val="center"/>
+          </w:tcPr>
+          <w:p>
+            <w:pPr>
+              <w:spacing w:after="0" w:line="240"/>
+            </w:pPr>
+            <w:r>
+              <w:rPr>
+                <w:b w:val="false"/>
+                <w:bCs w:val="false"/>
+                <w:color w:val="17212B"/>
+                <w:sz w:val="19"/>
+                <w:szCs w:val="19"/>
+              </w:rPr>
+              <w:t xml:space="preserve">Spend distribution</w:t>
+            </w:r>
+          </w:p>
+        </w:tc>
+        <w:tc>
+          <w:tcPr>
+            <w:tcW w:type="dxa" w:w="2300"/>
+            <w:shd w:fill="F2F4F7" w:color="auto" w:val="clear"/>
+            <w:vAlign w:val="center"/>
+          </w:tcPr>
+          <w:p>
+            <w:pPr>
+              <w:spacing w:after="0" w:line="240"/>
+            </w:pPr>
+            <w:r>
+              <w:rPr>
+                <w:b w:val="false"/>
+                <w:bCs w:val="false"/>
+                <w:color w:val="17212B"/>
+                <w:sz w:val="19"/>
+                <w:szCs w:val="19"/>
+              </w:rPr>
+              <w:t xml:space="preserve">Lognormal, CV 0.3-0.75</w:t>
+            </w:r>
+          </w:p>
+        </w:tc>
+        <w:tc>
+          <w:tcPr>
+            <w:tcW w:type="dxa" w:w="4620"/>
+            <w:shd w:fill="F2F4F7" w:color="auto" w:val="clear"/>
+            <w:vAlign w:val="center"/>
+          </w:tcPr>
+          <w:p>
+            <w:pPr>
+              <w:spacing w:after="0" w:line="240"/>
+            </w:pPr>
+            <w:r>
+              <w:rPr>
+                <w:b w:val="false"/>
+                <w:bCs w:val="false"/>
+                <w:color w:val="17212B"/>
+                <w:sz w:val="19"/>
+                <w:szCs w:val="19"/>
+              </w:rPr>
+              <w:t xml:space="preserve">Assumed shape, parameters not fitted</w:t>
+            </w:r>
+          </w:p>
+        </w:tc>
+      </w:tr>
+      <w:tr>
+        <w:trPr>
+          <w:cantSplit/>
+          <w:tblHeader w:val="false"/>
+        </w:trPr>
+        <w:tc>
+          <w:tcPr>
+            <w:tcW w:type="dxa" w:w="2200"/>
+            <w:vAlign w:val="center"/>
+          </w:tcPr>
+          <w:p>
+            <w:pPr>
+              <w:spacing w:after="0" w:line="240"/>
+            </w:pPr>
+            <w:r>
+              <w:rPr>
+                <w:b w:val="false"/>
+                <w:bCs w:val="false"/>
+                <w:color w:val="17212B"/>
+                <w:sz w:val="19"/>
+                <w:szCs w:val="19"/>
+              </w:rPr>
+              <w:t xml:space="preserve">Arrivals</w:t>
+            </w:r>
+          </w:p>
+        </w:tc>
+        <w:tc>
+          <w:tcPr>
+            <w:tcW w:type="dxa" w:w="2300"/>
+            <w:vAlign w:val="center"/>
+          </w:tcPr>
+          <w:p>
+            <w:pPr>
+              <w:spacing w:after="0" w:line="240"/>
+            </w:pPr>
+            <w:r>
+              <w:rPr>
+                <w:b w:val="false"/>
+                <w:bCs w:val="false"/>
+                <w:color w:val="17212B"/>
+                <w:sz w:val="19"/>
+                <w:szCs w:val="19"/>
+              </w:rPr>
+              <w:t xml:space="preserve">Poisson, 0.3-3.2 per day</w:t>
+            </w:r>
+          </w:p>
+        </w:tc>
+        <w:tc>
+          <w:tcPr>
+            <w:tcW w:type="dxa" w:w="4620"/>
+            <w:vAlign w:val="center"/>
+          </w:tcPr>
+          <w:p>
+            <w:pPr>
+              <w:spacing w:after="0" w:line="240"/>
+            </w:pPr>
+            <w:r>
+              <w:rPr>
+                <w:b w:val="false"/>
+                <w:bCs w:val="false"/>
+                <w:color w:val="17212B"/>
+                <w:sz w:val="19"/>
+                <w:szCs w:val="19"/>
+              </w:rPr>
+              <w:t xml:space="preserve">Assumed</w:t>
+            </w:r>
+          </w:p>
+        </w:tc>
+      </w:tr>
+      <w:tr>
+        <w:trPr>
+          <w:cantSplit/>
+          <w:tblHeader w:val="false"/>
+        </w:trPr>
+        <w:tc>
+          <w:tcPr>
+            <w:tcW w:type="dxa" w:w="2200"/>
+            <w:shd w:fill="F2F4F7" w:color="auto" w:val="clear"/>
+            <w:vAlign w:val="center"/>
+          </w:tcPr>
+          <w:p>
+            <w:pPr>
+              <w:spacing w:after="0" w:line="240"/>
+            </w:pPr>
+            <w:r>
+              <w:rPr>
+                <w:b w:val="false"/>
+                <w:bCs w:val="false"/>
+                <w:color w:val="17212B"/>
+                <w:sz w:val="19"/>
+                <w:szCs w:val="19"/>
+              </w:rPr>
+              <w:t xml:space="preserve">Young accounts</w:t>
+            </w:r>
+          </w:p>
+        </w:tc>
+        <w:tc>
+          <w:tcPr>
+            <w:tcW w:type="dxa" w:w="2300"/>
+            <w:shd w:fill="F2F4F7" w:color="auto" w:val="clear"/>
+            <w:vAlign w:val="center"/>
+          </w:tcPr>
+          <w:p>
+            <w:pPr>
+              <w:spacing w:after="0" w:line="240"/>
+            </w:pPr>
+            <w:r>
+              <w:rPr>
+                <w:b w:val="false"/>
+                <w:bCs w:val="false"/>
+                <w:color w:val="17212B"/>
+                <w:sz w:val="19"/>
+                <w:szCs w:val="19"/>
+              </w:rPr>
+              <w:t xml:space="preserve">~8% under 30 days</w:t>
+            </w:r>
+          </w:p>
+        </w:tc>
+        <w:tc>
+          <w:tcPr>
+            <w:tcW w:type="dxa" w:w="4620"/>
+            <w:shd w:fill="F2F4F7" w:color="auto" w:val="clear"/>
+            <w:vAlign w:val="center"/>
+          </w:tcPr>
+          <w:p>
+            <w:pPr>
+              <w:spacing w:after="0" w:line="240"/>
+            </w:pPr>
+            <w:r>
+              <w:rPr>
+                <w:b w:val="false"/>
+                <w:bCs w:val="false"/>
+                <w:color w:val="17212B"/>
+                <w:sz w:val="19"/>
+                <w:szCs w:val="19"/>
+              </w:rPr>
+              <w:t xml:space="preserve">Assumed; forces the graph gate to tolerate newcomers</w:t>
+            </w:r>
+          </w:p>
+        </w:tc>
+      </w:tr>
+      <w:tr>
+        <w:trPr>
+          <w:cantSplit/>
+          <w:tblHeader w:val="false"/>
+        </w:trPr>
+        <w:tc>
+          <w:tcPr>
+            <w:tcW w:type="dxa" w:w="2200"/>
+            <w:vAlign w:val="center"/>
+          </w:tcPr>
+          <w:p>
+            <w:pPr>
+              <w:spacing w:after="0" w:line="240"/>
+            </w:pPr>
+            <w:r>
+              <w:rPr>
+                <w:b w:val="false"/>
+                <w:bCs w:val="false"/>
+                <w:color w:val="17212B"/>
+                <w:sz w:val="19"/>
+                <w:szCs w:val="19"/>
+              </w:rPr>
+              <w:t xml:space="preserve">Cross-border share</w:t>
+            </w:r>
+          </w:p>
+        </w:tc>
+        <w:tc>
+          <w:tcPr>
+            <w:tcW w:type="dxa" w:w="2300"/>
+            <w:vAlign w:val="center"/>
+          </w:tcPr>
+          <w:p>
+            <w:pPr>
+              <w:spacing w:after="0" w:line="240"/>
+            </w:pPr>
+            <w:r>
+              <w:rPr>
+                <w:b w:val="false"/>
+                <w:bCs w:val="false"/>
+                <w:color w:val="17212B"/>
+                <w:sz w:val="19"/>
+                <w:szCs w:val="19"/>
+              </w:rPr>
+              <w:t xml:space="preserve">4% of legitimate spend</w:t>
+            </w:r>
+          </w:p>
+        </w:tc>
+        <w:tc>
+          <w:tcPr>
+            <w:tcW w:type="dxa" w:w="4620"/>
+            <w:vAlign w:val="center"/>
+          </w:tcPr>
+          <w:p>
+            <w:pPr>
+              <w:spacing w:after="0" w:line="240"/>
+            </w:pPr>
+            <w:r>
+              <w:rPr>
+                <w:b w:val="false"/>
+                <w:bCs w:val="false"/>
+                <w:color w:val="17212B"/>
+                <w:sz w:val="19"/>
+                <w:szCs w:val="19"/>
+              </w:rPr>
+              <w:t xml:space="preserve">Rate assumed; the asymmetry is sourced (EBA/ECB 2024 payment-fraud report: card fraud is disproportionately cross-border, ~30% of card-fraud value outside the EEA)</w:t>
+            </w:r>
+          </w:p>
+        </w:tc>
+      </w:tr>
+      <w:tr>
+        <w:trPr>
+          <w:cantSplit/>
+          <w:tblHeader w:val="false"/>
+        </w:trPr>
+        <w:tc>
+          <w:tcPr>
+            <w:tcW w:type="dxa" w:w="2200"/>
+            <w:shd w:fill="F2F4F7" w:color="auto" w:val="clear"/>
+            <w:vAlign w:val="center"/>
+          </w:tcPr>
+          <w:p>
+            <w:pPr>
+              <w:spacing w:after="0" w:line="240"/>
+            </w:pPr>
+            <w:r>
+              <w:rPr>
+                <w:b w:val="false"/>
+                <w:bCs w:val="false"/>
+                <w:color w:val="17212B"/>
+                <w:sz w:val="19"/>
+                <w:szCs w:val="19"/>
+              </w:rPr>
+              <w:t xml:space="preserve">Fraud prevalence</w:t>
+            </w:r>
+          </w:p>
+        </w:tc>
+        <w:tc>
+          <w:tcPr>
+            <w:tcW w:type="dxa" w:w="2300"/>
+            <w:shd w:fill="F2F4F7" w:color="auto" w:val="clear"/>
+            <w:vAlign w:val="center"/>
+          </w:tcPr>
+          <w:p>
+            <w:pPr>
+              <w:spacing w:after="0" w:line="240"/>
+            </w:pPr>
+            <w:r>
+              <w:rPr>
+                <w:b w:val="false"/>
+                <w:bCs w:val="false"/>
+                <w:color w:val="17212B"/>
+                <w:sz w:val="19"/>
+                <w:szCs w:val="19"/>
+              </w:rPr>
+              <w:t xml:space="preserve">0.27% by transaction COUNT</w:t>
+            </w:r>
+          </w:p>
+        </w:tc>
+        <w:tc>
+          <w:tcPr>
+            <w:tcW w:type="dxa" w:w="4620"/>
+            <w:shd w:fill="F2F4F7" w:color="auto" w:val="clear"/>
+            <w:vAlign w:val="center"/>
+          </w:tcPr>
+          <w:p>
+            <w:pPr>
+              <w:spacing w:after="0" w:line="240"/>
+            </w:pPr>
+            <w:r>
+              <w:rPr>
+                <w:b w:val="false"/>
+                <w:bCs w:val="false"/>
+                <w:color w:val="17212B"/>
+                <w:sz w:val="19"/>
+                <w:szCs w:val="19"/>
+              </w:rPr>
+              <w:t xml:space="preserve">Deliberately above reality. Nilson 2024: $33.41bn losses on $51.92tn volume, about 6.4 basis points BY VALUE. Held richer so 81 and 90 fraud rows exist to measure; consequence is that precision reads optimistic</w:t>
+            </w:r>
+          </w:p>
+        </w:tc>
+      </w:tr>
+      <w:tr>
+        <w:trPr>
+          <w:cantSplit/>
+          <w:tblHeader w:val="false"/>
+        </w:trPr>
+        <w:tc>
+          <w:tcPr>
+            <w:tcW w:type="dxa" w:w="2200"/>
+            <w:vAlign w:val="center"/>
+          </w:tcPr>
+          <w:p>
+            <w:pPr>
+              <w:spacing w:after="0" w:line="240"/>
+            </w:pPr>
+            <w:r>
+              <w:rPr>
+                <w:b w:val="false"/>
+                <w:bCs w:val="false"/>
+                <w:color w:val="17212B"/>
+                <w:sz w:val="19"/>
+                <w:szCs w:val="19"/>
+              </w:rPr>
+              <w:t xml:space="preserve">Operating point</w:t>
+            </w:r>
+          </w:p>
+        </w:tc>
+        <w:tc>
+          <w:tcPr>
+            <w:tcW w:type="dxa" w:w="2300"/>
+            <w:vAlign w:val="center"/>
+          </w:tcPr>
+          <w:p>
+            <w:pPr>
+              <w:spacing w:after="0" w:line="240"/>
+            </w:pPr>
+            <w:r>
+              <w:rPr>
+                <w:b w:val="false"/>
+                <w:bCs w:val="false"/>
+                <w:color w:val="17212B"/>
+                <w:sz w:val="19"/>
+                <w:szCs w:val="19"/>
+              </w:rPr>
+              <w:t xml:space="preserve">0.3% prevalence</w:t>
+            </w:r>
+          </w:p>
+        </w:tc>
+        <w:tc>
+          <w:tcPr>
+            <w:tcW w:type="dxa" w:w="4620"/>
+            <w:vAlign w:val="center"/>
+          </w:tcPr>
+          <w:p>
+            <w:pPr>
+              <w:spacing w:after="0" w:line="240"/>
+            </w:pPr>
+            <w:r>
+              <w:rPr>
+                <w:b w:val="false"/>
+                <w:bCs w:val="false"/>
+                <w:color w:val="17212B"/>
+                <w:sz w:val="19"/>
+                <w:szCs w:val="19"/>
+              </w:rPr>
+              <w:t xml:space="preserve">Matched to the evaluation pools, not the fraud-dense training pool</w:t>
+            </w:r>
+          </w:p>
+        </w:tc>
+      </w:tr>
+      <w:tr>
+        <w:trPr>
+          <w:cantSplit/>
+          <w:tblHeader w:val="false"/>
+        </w:trPr>
+        <w:tc>
+          <w:tcPr>
+            <w:tcW w:type="dxa" w:w="2200"/>
+            <w:shd w:fill="F2F4F7" w:color="auto" w:val="clear"/>
+            <w:vAlign w:val="center"/>
+          </w:tcPr>
+          <w:p>
+            <w:pPr>
+              <w:spacing w:after="0" w:line="240"/>
+            </w:pPr>
+            <w:r>
+              <w:rPr>
+                <w:b w:val="false"/>
+                <w:bCs w:val="false"/>
+                <w:color w:val="17212B"/>
+                <w:sz w:val="19"/>
+                <w:szCs w:val="19"/>
+              </w:rPr>
+              <w:t xml:space="preserve">Decline / review split</w:t>
+            </w:r>
+          </w:p>
+        </w:tc>
+        <w:tc>
+          <w:tcPr>
+            <w:tcW w:type="dxa" w:w="2300"/>
+            <w:shd w:fill="F2F4F7" w:color="auto" w:val="clear"/>
+            <w:vAlign w:val="center"/>
+          </w:tcPr>
+          <w:p>
+            <w:pPr>
+              <w:spacing w:after="0" w:line="240"/>
+            </w:pPr>
+            <w:r>
+              <w:rPr>
+                <w:b w:val="false"/>
+                <w:bCs w:val="false"/>
+                <w:color w:val="17212B"/>
+                <w:sz w:val="19"/>
+                <w:szCs w:val="19"/>
+              </w:rPr>
+              <w:t xml:space="preserve">0.895 / 0.5674</w:t>
+            </w:r>
+          </w:p>
+        </w:tc>
+        <w:tc>
+          <w:tcPr>
+            <w:tcW w:type="dxa" w:w="4620"/>
+            <w:shd w:fill="F2F4F7" w:color="auto" w:val="clear"/>
+            <w:vAlign w:val="center"/>
+          </w:tcPr>
+          <w:p>
+            <w:pPr>
+              <w:spacing w:after="0" w:line="240"/>
+            </w:pPr>
+            <w:r>
+              <w:rPr>
+                <w:b w:val="false"/>
+                <w:bCs w:val="false"/>
+                <w:color w:val="17212B"/>
+                <w:sz w:val="19"/>
+                <w:szCs w:val="19"/>
+              </w:rPr>
+              <w:t xml:space="preserve">Derived by sweep, not assumed</w:t>
+            </w:r>
+          </w:p>
+        </w:tc>
+      </w:tr>
+    </w:tbl>
+    <w:p>
+      <w:r>
+        <w:rPr>
+          <w:i/>
+          <w:iCs/>
+        </w:rPr>
+        <w:t xml:space="preserve">What would make this stronger: fitting the amount and cadence distributions to an authorized network extract and re-deriving the operating point against that institution's own fraud rate and cost-of-decline. Neither is possible on public data alone, so both sit in the production roadmap rather than being approximated here.</w:t>
+      </w:r>
+    </w:p>
     <w:p>
       <w:r>
         <w:br w:type="page"/>

--- a/The debuggers.docx
+++ b/The debuggers.docx
@@ -293,7 +293,7 @@
     </w:p>
     <w:p>
       <w:r>
-        <w:t xml:space="preserve">Repository: https://github.com/dipakkr/mastercard-challlenge-hackathon</w:t>
+        <w:t xml:space="preserve">Repository: https://github.com/dipakkr/The-debuggers</w:t>
       </w:r>
     </w:p>
     <w:p>
@@ -17189,7 +17189,7 @@
           <w:bCs/>
           <w:color w:val="FF5F00"/>
         </w:rPr>
-        <w:t xml:space="preserve">https://github.com/dipakkr/mastercard-challlenge-hackathon</w:t>
+        <w:t xml:space="preserve">https://github.com/dipakkr/The-debuggers</w:t>
       </w:r>
     </w:p>
     <w:p>

--- a/The debuggers.docx
+++ b/The debuggers.docx
@@ -16876,7 +16876,1100 @@
         <w:pStyle w:val="Heading1"/>
       </w:pPr>
       <w:r>
-        <w:t xml:space="preserve">17. Limitations</w:t>
+        <w:t xml:space="preserve">17. Does Any of This Survive Outside Our Own World?</w:t>
+      </w:r>
+    </w:p>
+    <w:p>
+      <w:r>
+        <w:t xml:space="preserve">The honest objection to a closed loop is that every number is measured inside one world, so the results could be an artefact of the distributions we chose. We cannot answer that with an authorized network extract. We can answer the part that matters: the detector is trained and threshold-calibrated on one world ONLY, then scored against populations reshaped along spend level, dispersion, cadence, newcomer share, cross-border share and device churn. No retraining. No recalibration.</w:t>
+      </w:r>
+    </w:p>
+    <w:tbl>
+      <w:tblPr>
+        <w:tblW w:type="dxa" w:w="9120"/>
+        <w:tblInd w:type="dxa" w:w="0"/>
+        <w:tblBorders>
+          <w:top w:val="single" w:color="C9D1D9" w:sz="5"/>
+          <w:left w:val="single" w:color="C9D1D9" w:sz="5"/>
+          <w:bottom w:val="single" w:color="C9D1D9" w:sz="5"/>
+          <w:right w:val="single" w:color="C9D1D9" w:sz="5"/>
+          <w:insideH w:val="single" w:color="C9D1D9" w:sz="3"/>
+          <w:insideV w:val="single" w:color="C9D1D9" w:sz="3"/>
+        </w:tblBorders>
+        <w:tblLayout w:type="fixed"/>
+        <w:tblCellMar>
+          <w:top w:type="dxa" w:w="80"/>
+          <w:left w:type="dxa" w:w="120"/>
+          <w:bottom w:type="dxa" w:w="80"/>
+          <w:right w:type="dxa" w:w="120"/>
+        </w:tblCellMar>
+      </w:tblPr>
+      <w:tblGrid>
+        <w:gridCol w:w="1850"/>
+        <w:gridCol w:w="3270"/>
+        <w:gridCol w:w="1400"/>
+        <w:gridCol w:w="1300"/>
+        <w:gridCol w:w="1300"/>
+      </w:tblGrid>
+      <w:tr>
+        <w:trPr>
+          <w:cantSplit/>
+          <w:tblHeader/>
+        </w:trPr>
+        <w:tc>
+          <w:tcPr>
+            <w:tcW w:type="dxa" w:w="1850"/>
+            <w:shd w:fill="1A1A1A" w:color="auto" w:val="clear"/>
+            <w:vAlign w:val="center"/>
+          </w:tcPr>
+          <w:p>
+            <w:pPr>
+              <w:spacing w:after="0" w:line="240"/>
+            </w:pPr>
+            <w:r>
+              <w:rPr>
+                <w:b/>
+                <w:bCs/>
+                <w:color w:val="FFFFFF"/>
+                <w:sz w:val="19"/>
+                <w:szCs w:val="19"/>
+              </w:rPr>
+              <w:t xml:space="preserve">World</w:t>
+            </w:r>
+          </w:p>
+        </w:tc>
+        <w:tc>
+          <w:tcPr>
+            <w:tcW w:type="dxa" w:w="3270"/>
+            <w:shd w:fill="1A1A1A" w:color="auto" w:val="clear"/>
+            <w:vAlign w:val="center"/>
+          </w:tcPr>
+          <w:p>
+            <w:pPr>
+              <w:spacing w:after="0" w:line="240"/>
+            </w:pPr>
+            <w:r>
+              <w:rPr>
+                <w:b/>
+                <w:bCs/>
+                <w:color w:val="FFFFFF"/>
+                <w:sz w:val="19"/>
+                <w:szCs w:val="19"/>
+              </w:rPr>
+              <w:t xml:space="preserve">What changed</w:t>
+            </w:r>
+          </w:p>
+        </w:tc>
+        <w:tc>
+          <w:tcPr>
+            <w:tcW w:type="dxa" w:w="1400"/>
+            <w:shd w:fill="1A1A1A" w:color="auto" w:val="clear"/>
+            <w:vAlign w:val="center"/>
+          </w:tcPr>
+          <w:p>
+            <w:pPr>
+              <w:spacing w:after="0" w:line="240"/>
+            </w:pPr>
+            <w:r>
+              <w:rPr>
+                <w:b/>
+                <w:bCs/>
+                <w:color w:val="FFFFFF"/>
+                <w:sz w:val="19"/>
+                <w:szCs w:val="19"/>
+              </w:rPr>
+              <w:t xml:space="preserve">ROC-AUC</w:t>
+            </w:r>
+          </w:p>
+        </w:tc>
+        <w:tc>
+          <w:tcPr>
+            <w:tcW w:type="dxa" w:w="1300"/>
+            <w:shd w:fill="1A1A1A" w:color="auto" w:val="clear"/>
+            <w:vAlign w:val="center"/>
+          </w:tcPr>
+          <w:p>
+            <w:pPr>
+              <w:spacing w:after="0" w:line="240"/>
+            </w:pPr>
+            <w:r>
+              <w:rPr>
+                <w:b/>
+                <w:bCs/>
+                <w:color w:val="FFFFFF"/>
+                <w:sz w:val="19"/>
+                <w:szCs w:val="19"/>
+              </w:rPr>
+              <w:t xml:space="preserve">F1</w:t>
+            </w:r>
+          </w:p>
+        </w:tc>
+        <w:tc>
+          <w:tcPr>
+            <w:tcW w:type="dxa" w:w="1300"/>
+            <w:shd w:fill="1A1A1A" w:color="auto" w:val="clear"/>
+            <w:vAlign w:val="center"/>
+          </w:tcPr>
+          <w:p>
+            <w:pPr>
+              <w:spacing w:after="0" w:line="240"/>
+            </w:pPr>
+            <w:r>
+              <w:rPr>
+                <w:b/>
+                <w:bCs/>
+                <w:color w:val="FFFFFF"/>
+                <w:sz w:val="19"/>
+                <w:szCs w:val="19"/>
+              </w:rPr>
+              <w:t xml:space="preserve">FPR</w:t>
+            </w:r>
+          </w:p>
+        </w:tc>
+      </w:tr>
+      <w:tr>
+        <w:trPr>
+          <w:cantSplit/>
+          <w:tblHeader w:val="false"/>
+        </w:trPr>
+        <w:tc>
+          <w:tcPr>
+            <w:tcW w:type="dxa" w:w="1850"/>
+            <w:vAlign w:val="center"/>
+          </w:tcPr>
+          <w:p>
+            <w:pPr>
+              <w:spacing w:after="0" w:line="240"/>
+            </w:pPr>
+            <w:r>
+              <w:rPr>
+                <w:b w:val="false"/>
+                <w:bCs w:val="false"/>
+                <w:color w:val="17212B"/>
+                <w:sz w:val="19"/>
+                <w:szCs w:val="19"/>
+              </w:rPr>
+              <w:t xml:space="preserve">calibrated</w:t>
+            </w:r>
+          </w:p>
+        </w:tc>
+        <w:tc>
+          <w:tcPr>
+            <w:tcW w:type="dxa" w:w="3270"/>
+            <w:vAlign w:val="center"/>
+          </w:tcPr>
+          <w:p>
+            <w:pPr>
+              <w:spacing w:after="0" w:line="240"/>
+            </w:pPr>
+            <w:r>
+              <w:rPr>
+                <w:b w:val="false"/>
+                <w:bCs w:val="false"/>
+                <w:color w:val="17212B"/>
+                <w:sz w:val="19"/>
+                <w:szCs w:val="19"/>
+              </w:rPr>
+              <w:t xml:space="preserve">the world every other experiment uses</w:t>
+            </w:r>
+          </w:p>
+        </w:tc>
+        <w:tc>
+          <w:tcPr>
+            <w:tcW w:type="dxa" w:w="1400"/>
+            <w:vAlign w:val="center"/>
+          </w:tcPr>
+          <w:p>
+            <w:pPr>
+              <w:spacing w:after="0" w:line="240"/>
+            </w:pPr>
+            <w:r>
+              <w:rPr>
+                <w:b w:val="false"/>
+                <w:bCs w:val="false"/>
+                <w:color w:val="17212B"/>
+                <w:sz w:val="19"/>
+                <w:szCs w:val="19"/>
+              </w:rPr>
+              <w:t xml:space="preserve">96.97%</w:t>
+            </w:r>
+          </w:p>
+        </w:tc>
+        <w:tc>
+          <w:tcPr>
+            <w:tcW w:type="dxa" w:w="1300"/>
+            <w:vAlign w:val="center"/>
+          </w:tcPr>
+          <w:p>
+            <w:pPr>
+              <w:spacing w:after="0" w:line="240"/>
+            </w:pPr>
+            <w:r>
+              <w:rPr>
+                <w:b w:val="false"/>
+                <w:bCs w:val="false"/>
+                <w:color w:val="17212B"/>
+                <w:sz w:val="19"/>
+                <w:szCs w:val="19"/>
+              </w:rPr>
+              <w:t xml:space="preserve">64.06%</w:t>
+            </w:r>
+          </w:p>
+        </w:tc>
+        <w:tc>
+          <w:tcPr>
+            <w:tcW w:type="dxa" w:w="1300"/>
+            <w:vAlign w:val="center"/>
+          </w:tcPr>
+          <w:p>
+            <w:pPr>
+              <w:spacing w:after="0" w:line="240"/>
+            </w:pPr>
+            <w:r>
+              <w:rPr>
+                <w:b w:val="false"/>
+                <w:bCs w:val="false"/>
+                <w:color w:val="17212B"/>
+                <w:sz w:val="19"/>
+                <w:szCs w:val="19"/>
+              </w:rPr>
+              <w:t xml:space="preserve">0.174%</w:t>
+            </w:r>
+          </w:p>
+        </w:tc>
+      </w:tr>
+      <w:tr>
+        <w:trPr>
+          <w:cantSplit/>
+          <w:tblHeader w:val="false"/>
+        </w:trPr>
+        <w:tc>
+          <w:tcPr>
+            <w:tcW w:type="dxa" w:w="1850"/>
+            <w:shd w:fill="F2F4F7" w:color="auto" w:val="clear"/>
+            <w:vAlign w:val="center"/>
+          </w:tcPr>
+          <w:p>
+            <w:pPr>
+              <w:spacing w:after="0" w:line="240"/>
+            </w:pPr>
+            <w:r>
+              <w:rPr>
+                <w:b w:val="false"/>
+                <w:bCs w:val="false"/>
+                <w:color w:val="17212B"/>
+                <w:sz w:val="19"/>
+                <w:szCs w:val="19"/>
+              </w:rPr>
+              <w:t xml:space="preserve">affluent</w:t>
+            </w:r>
+          </w:p>
+        </w:tc>
+        <w:tc>
+          <w:tcPr>
+            <w:tcW w:type="dxa" w:w="3270"/>
+            <w:shd w:fill="F2F4F7" w:color="auto" w:val="clear"/>
+            <w:vAlign w:val="center"/>
+          </w:tcPr>
+          <w:p>
+            <w:pPr>
+              <w:spacing w:after="0" w:line="240"/>
+            </w:pPr>
+            <w:r>
+              <w:rPr>
+                <w:b w:val="false"/>
+                <w:bCs w:val="false"/>
+                <w:color w:val="17212B"/>
+                <w:sz w:val="19"/>
+                <w:szCs w:val="19"/>
+              </w:rPr>
+              <w:t xml:space="preserve">spend level roughly tripled</w:t>
+            </w:r>
+          </w:p>
+        </w:tc>
+        <w:tc>
+          <w:tcPr>
+            <w:tcW w:type="dxa" w:w="1400"/>
+            <w:shd w:fill="F2F4F7" w:color="auto" w:val="clear"/>
+            <w:vAlign w:val="center"/>
+          </w:tcPr>
+          <w:p>
+            <w:pPr>
+              <w:spacing w:after="0" w:line="240"/>
+            </w:pPr>
+            <w:r>
+              <w:rPr>
+                <w:b w:val="false"/>
+                <w:bCs w:val="false"/>
+                <w:color w:val="17212B"/>
+                <w:sz w:val="19"/>
+                <w:szCs w:val="19"/>
+              </w:rPr>
+              <w:t xml:space="preserve">96.57%</w:t>
+            </w:r>
+          </w:p>
+        </w:tc>
+        <w:tc>
+          <w:tcPr>
+            <w:tcW w:type="dxa" w:w="1300"/>
+            <w:shd w:fill="F2F4F7" w:color="auto" w:val="clear"/>
+            <w:vAlign w:val="center"/>
+          </w:tcPr>
+          <w:p>
+            <w:pPr>
+              <w:spacing w:after="0" w:line="240"/>
+            </w:pPr>
+            <w:r>
+              <w:rPr>
+                <w:b w:val="false"/>
+                <w:bCs w:val="false"/>
+                <w:color w:val="17212B"/>
+                <w:sz w:val="19"/>
+                <w:szCs w:val="19"/>
+              </w:rPr>
+              <w:t xml:space="preserve">66.34%</w:t>
+            </w:r>
+          </w:p>
+        </w:tc>
+        <w:tc>
+          <w:tcPr>
+            <w:tcW w:type="dxa" w:w="1300"/>
+            <w:shd w:fill="F2F4F7" w:color="auto" w:val="clear"/>
+            <w:vAlign w:val="center"/>
+          </w:tcPr>
+          <w:p>
+            <w:pPr>
+              <w:spacing w:after="0" w:line="240"/>
+            </w:pPr>
+            <w:r>
+              <w:rPr>
+                <w:b w:val="false"/>
+                <w:bCs w:val="false"/>
+                <w:color w:val="17212B"/>
+                <w:sz w:val="19"/>
+                <w:szCs w:val="19"/>
+              </w:rPr>
+              <w:t xml:space="preserve">0.112%</w:t>
+            </w:r>
+          </w:p>
+        </w:tc>
+      </w:tr>
+      <w:tr>
+        <w:trPr>
+          <w:cantSplit/>
+          <w:tblHeader w:val="false"/>
+        </w:trPr>
+        <w:tc>
+          <w:tcPr>
+            <w:tcW w:type="dxa" w:w="1850"/>
+            <w:vAlign w:val="center"/>
+          </w:tcPr>
+          <w:p>
+            <w:pPr>
+              <w:spacing w:after="0" w:line="240"/>
+            </w:pPr>
+            <w:r>
+              <w:rPr>
+                <w:b w:val="false"/>
+                <w:bCs w:val="false"/>
+                <w:color w:val="17212B"/>
+                <w:sz w:val="19"/>
+                <w:szCs w:val="19"/>
+              </w:rPr>
+              <w:t xml:space="preserve">thrifty</w:t>
+            </w:r>
+          </w:p>
+        </w:tc>
+        <w:tc>
+          <w:tcPr>
+            <w:tcW w:type="dxa" w:w="3270"/>
+            <w:vAlign w:val="center"/>
+          </w:tcPr>
+          <w:p>
+            <w:pPr>
+              <w:spacing w:after="0" w:line="240"/>
+            </w:pPr>
+            <w:r>
+              <w:rPr>
+                <w:b w:val="false"/>
+                <w:bCs w:val="false"/>
+                <w:color w:val="17212B"/>
+                <w:sz w:val="19"/>
+                <w:szCs w:val="19"/>
+              </w:rPr>
+              <w:t xml:space="preserve">spend level roughly halved</w:t>
+            </w:r>
+          </w:p>
+        </w:tc>
+        <w:tc>
+          <w:tcPr>
+            <w:tcW w:type="dxa" w:w="1400"/>
+            <w:vAlign w:val="center"/>
+          </w:tcPr>
+          <w:p>
+            <w:pPr>
+              <w:spacing w:after="0" w:line="240"/>
+            </w:pPr>
+            <w:r>
+              <w:rPr>
+                <w:b w:val="false"/>
+                <w:bCs w:val="false"/>
+                <w:color w:val="17212B"/>
+                <w:sz w:val="19"/>
+                <w:szCs w:val="19"/>
+              </w:rPr>
+              <w:t xml:space="preserve">96.66%</w:t>
+            </w:r>
+          </w:p>
+        </w:tc>
+        <w:tc>
+          <w:tcPr>
+            <w:tcW w:type="dxa" w:w="1300"/>
+            <w:vAlign w:val="center"/>
+          </w:tcPr>
+          <w:p>
+            <w:pPr>
+              <w:spacing w:after="0" w:line="240"/>
+            </w:pPr>
+            <w:r>
+              <w:rPr>
+                <w:b w:val="false"/>
+                <w:bCs w:val="false"/>
+                <w:color w:val="17212B"/>
+                <w:sz w:val="19"/>
+                <w:szCs w:val="19"/>
+              </w:rPr>
+              <w:t xml:space="preserve">66.03%</w:t>
+            </w:r>
+          </w:p>
+        </w:tc>
+        <w:tc>
+          <w:tcPr>
+            <w:tcW w:type="dxa" w:w="1300"/>
+            <w:vAlign w:val="center"/>
+          </w:tcPr>
+          <w:p>
+            <w:pPr>
+              <w:spacing w:after="0" w:line="240"/>
+            </w:pPr>
+            <w:r>
+              <w:rPr>
+                <w:b w:val="false"/>
+                <w:bCs w:val="false"/>
+                <w:color w:val="17212B"/>
+                <w:sz w:val="19"/>
+                <w:szCs w:val="19"/>
+              </w:rPr>
+              <w:t xml:space="preserve">0.132%</w:t>
+            </w:r>
+          </w:p>
+        </w:tc>
+      </w:tr>
+      <w:tr>
+        <w:trPr>
+          <w:cantSplit/>
+          <w:tblHeader w:val="false"/>
+        </w:trPr>
+        <w:tc>
+          <w:tcPr>
+            <w:tcW w:type="dxa" w:w="1850"/>
+            <w:shd w:fill="F2F4F7" w:color="auto" w:val="clear"/>
+            <w:vAlign w:val="center"/>
+          </w:tcPr>
+          <w:p>
+            <w:pPr>
+              <w:spacing w:after="0" w:line="240"/>
+            </w:pPr>
+            <w:r>
+              <w:rPr>
+                <w:b w:val="false"/>
+                <w:bCs w:val="false"/>
+                <w:color w:val="17212B"/>
+                <w:sz w:val="19"/>
+                <w:szCs w:val="19"/>
+              </w:rPr>
+              <w:t xml:space="preserve">erratic</w:t>
+            </w:r>
+          </w:p>
+        </w:tc>
+        <w:tc>
+          <w:tcPr>
+            <w:tcW w:type="dxa" w:w="3270"/>
+            <w:shd w:fill="F2F4F7" w:color="auto" w:val="clear"/>
+            <w:vAlign w:val="center"/>
+          </w:tcPr>
+          <w:p>
+            <w:pPr>
+              <w:spacing w:after="0" w:line="240"/>
+            </w:pPr>
+            <w:r>
+              <w:rPr>
+                <w:b w:val="false"/>
+                <w:bCs w:val="false"/>
+                <w:color w:val="17212B"/>
+                <w:sz w:val="19"/>
+                <w:szCs w:val="19"/>
+              </w:rPr>
+              <w:t xml:space="preserve">much wider per-customer amount dispersion</w:t>
+            </w:r>
+          </w:p>
+        </w:tc>
+        <w:tc>
+          <w:tcPr>
+            <w:tcW w:type="dxa" w:w="1400"/>
+            <w:shd w:fill="F2F4F7" w:color="auto" w:val="clear"/>
+            <w:vAlign w:val="center"/>
+          </w:tcPr>
+          <w:p>
+            <w:pPr>
+              <w:spacing w:after="0" w:line="240"/>
+            </w:pPr>
+            <w:r>
+              <w:rPr>
+                <w:b w:val="false"/>
+                <w:bCs w:val="false"/>
+                <w:color w:val="17212B"/>
+                <w:sz w:val="19"/>
+                <w:szCs w:val="19"/>
+              </w:rPr>
+              <w:t xml:space="preserve">97.25%</w:t>
+            </w:r>
+          </w:p>
+        </w:tc>
+        <w:tc>
+          <w:tcPr>
+            <w:tcW w:type="dxa" w:w="1300"/>
+            <w:shd w:fill="F2F4F7" w:color="auto" w:val="clear"/>
+            <w:vAlign w:val="center"/>
+          </w:tcPr>
+          <w:p>
+            <w:pPr>
+              <w:spacing w:after="0" w:line="240"/>
+            </w:pPr>
+            <w:r>
+              <w:rPr>
+                <w:b w:val="false"/>
+                <w:bCs w:val="false"/>
+                <w:color w:val="17212B"/>
+                <w:sz w:val="19"/>
+                <w:szCs w:val="19"/>
+              </w:rPr>
+              <w:t xml:space="preserve">64.40%</w:t>
+            </w:r>
+          </w:p>
+        </w:tc>
+        <w:tc>
+          <w:tcPr>
+            <w:tcW w:type="dxa" w:w="1300"/>
+            <w:shd w:fill="F2F4F7" w:color="auto" w:val="clear"/>
+            <w:vAlign w:val="center"/>
+          </w:tcPr>
+          <w:p>
+            <w:pPr>
+              <w:spacing w:after="0" w:line="240"/>
+            </w:pPr>
+            <w:r>
+              <w:rPr>
+                <w:b w:val="false"/>
+                <w:bCs w:val="false"/>
+                <w:color w:val="17212B"/>
+                <w:sz w:val="19"/>
+                <w:szCs w:val="19"/>
+              </w:rPr>
+              <w:t xml:space="preserve">0.190%</w:t>
+            </w:r>
+          </w:p>
+        </w:tc>
+      </w:tr>
+      <w:tr>
+        <w:trPr>
+          <w:cantSplit/>
+          <w:tblHeader w:val="false"/>
+        </w:trPr>
+        <w:tc>
+          <w:tcPr>
+            <w:tcW w:type="dxa" w:w="1850"/>
+            <w:vAlign w:val="center"/>
+          </w:tcPr>
+          <w:p>
+            <w:pPr>
+              <w:spacing w:after="0" w:line="240"/>
+            </w:pPr>
+            <w:r>
+              <w:rPr>
+                <w:b w:val="false"/>
+                <w:bCs w:val="false"/>
+                <w:color w:val="17212B"/>
+                <w:sz w:val="19"/>
+                <w:szCs w:val="19"/>
+              </w:rPr>
+              <w:t xml:space="preserve">high-frequency</w:t>
+            </w:r>
+          </w:p>
+        </w:tc>
+        <w:tc>
+          <w:tcPr>
+            <w:tcW w:type="dxa" w:w="3270"/>
+            <w:vAlign w:val="center"/>
+          </w:tcPr>
+          <w:p>
+            <w:pPr>
+              <w:spacing w:after="0" w:line="240"/>
+            </w:pPr>
+            <w:r>
+              <w:rPr>
+                <w:b w:val="false"/>
+                <w:bCs w:val="false"/>
+                <w:color w:val="17212B"/>
+                <w:sz w:val="19"/>
+                <w:szCs w:val="19"/>
+              </w:rPr>
+              <w:t xml:space="preserve">customers transact far more often</w:t>
+            </w:r>
+          </w:p>
+        </w:tc>
+        <w:tc>
+          <w:tcPr>
+            <w:tcW w:type="dxa" w:w="1400"/>
+            <w:vAlign w:val="center"/>
+          </w:tcPr>
+          <w:p>
+            <w:pPr>
+              <w:spacing w:after="0" w:line="240"/>
+            </w:pPr>
+            <w:r>
+              <w:rPr>
+                <w:b w:val="false"/>
+                <w:bCs w:val="false"/>
+                <w:color w:val="17212B"/>
+                <w:sz w:val="19"/>
+                <w:szCs w:val="19"/>
+              </w:rPr>
+              <w:t xml:space="preserve">90.17%</w:t>
+            </w:r>
+          </w:p>
+        </w:tc>
+        <w:tc>
+          <w:tcPr>
+            <w:tcW w:type="dxa" w:w="1300"/>
+            <w:vAlign w:val="center"/>
+          </w:tcPr>
+          <w:p>
+            <w:pPr>
+              <w:spacing w:after="0" w:line="240"/>
+            </w:pPr>
+            <w:r>
+              <w:rPr>
+                <w:b w:val="false"/>
+                <w:bCs w:val="false"/>
+                <w:color w:val="17212B"/>
+                <w:sz w:val="19"/>
+                <w:szCs w:val="19"/>
+              </w:rPr>
+              <w:t xml:space="preserve">5.17%</w:t>
+            </w:r>
+          </w:p>
+        </w:tc>
+        <w:tc>
+          <w:tcPr>
+            <w:tcW w:type="dxa" w:w="1300"/>
+            <w:vAlign w:val="center"/>
+          </w:tcPr>
+          <w:p>
+            <w:pPr>
+              <w:spacing w:after="0" w:line="240"/>
+            </w:pPr>
+            <w:r>
+              <w:rPr>
+                <w:b w:val="false"/>
+                <w:bCs w:val="false"/>
+                <w:color w:val="17212B"/>
+                <w:sz w:val="19"/>
+                <w:szCs w:val="19"/>
+              </w:rPr>
+              <w:t xml:space="preserve">6.981%</w:t>
+            </w:r>
+          </w:p>
+        </w:tc>
+      </w:tr>
+      <w:tr>
+        <w:trPr>
+          <w:cantSplit/>
+          <w:tblHeader w:val="false"/>
+        </w:trPr>
+        <w:tc>
+          <w:tcPr>
+            <w:tcW w:type="dxa" w:w="1850"/>
+            <w:shd w:fill="F2F4F7" w:color="auto" w:val="clear"/>
+            <w:vAlign w:val="center"/>
+          </w:tcPr>
+          <w:p>
+            <w:pPr>
+              <w:spacing w:after="0" w:line="240"/>
+            </w:pPr>
+            <w:r>
+              <w:rPr>
+                <w:b w:val="false"/>
+                <w:bCs w:val="false"/>
+                <w:color w:val="17212B"/>
+                <w:sz w:val="19"/>
+                <w:szCs w:val="19"/>
+              </w:rPr>
+              <w:t xml:space="preserve">young-heavy</w:t>
+            </w:r>
+          </w:p>
+        </w:tc>
+        <w:tc>
+          <w:tcPr>
+            <w:tcW w:type="dxa" w:w="3270"/>
+            <w:shd w:fill="F2F4F7" w:color="auto" w:val="clear"/>
+            <w:vAlign w:val="center"/>
+          </w:tcPr>
+          <w:p>
+            <w:pPr>
+              <w:spacing w:after="0" w:line="240"/>
+            </w:pPr>
+            <w:r>
+              <w:rPr>
+                <w:b w:val="false"/>
+                <w:bCs w:val="false"/>
+                <w:color w:val="17212B"/>
+                <w:sz w:val="19"/>
+                <w:szCs w:val="19"/>
+              </w:rPr>
+              <w:t xml:space="preserve">newcomers 8% -&gt; 30% of the population</w:t>
+            </w:r>
+          </w:p>
+        </w:tc>
+        <w:tc>
+          <w:tcPr>
+            <w:tcW w:type="dxa" w:w="1400"/>
+            <w:shd w:fill="F2F4F7" w:color="auto" w:val="clear"/>
+            <w:vAlign w:val="center"/>
+          </w:tcPr>
+          <w:p>
+            <w:pPr>
+              <w:spacing w:after="0" w:line="240"/>
+            </w:pPr>
+            <w:r>
+              <w:rPr>
+                <w:b w:val="false"/>
+                <w:bCs w:val="false"/>
+                <w:color w:val="17212B"/>
+                <w:sz w:val="19"/>
+                <w:szCs w:val="19"/>
+              </w:rPr>
+              <w:t xml:space="preserve">96.58%</w:t>
+            </w:r>
+          </w:p>
+        </w:tc>
+        <w:tc>
+          <w:tcPr>
+            <w:tcW w:type="dxa" w:w="1300"/>
+            <w:shd w:fill="F2F4F7" w:color="auto" w:val="clear"/>
+            <w:vAlign w:val="center"/>
+          </w:tcPr>
+          <w:p>
+            <w:pPr>
+              <w:spacing w:after="0" w:line="240"/>
+            </w:pPr>
+            <w:r>
+              <w:rPr>
+                <w:b w:val="false"/>
+                <w:bCs w:val="false"/>
+                <w:color w:val="17212B"/>
+                <w:sz w:val="19"/>
+                <w:szCs w:val="19"/>
+              </w:rPr>
+              <w:t xml:space="preserve">63.45%</w:t>
+            </w:r>
+          </w:p>
+        </w:tc>
+        <w:tc>
+          <w:tcPr>
+            <w:tcW w:type="dxa" w:w="1300"/>
+            <w:shd w:fill="F2F4F7" w:color="auto" w:val="clear"/>
+            <w:vAlign w:val="center"/>
+          </w:tcPr>
+          <w:p>
+            <w:pPr>
+              <w:spacing w:after="0" w:line="240"/>
+            </w:pPr>
+            <w:r>
+              <w:rPr>
+                <w:b w:val="false"/>
+                <w:bCs w:val="false"/>
+                <w:color w:val="17212B"/>
+                <w:sz w:val="19"/>
+                <w:szCs w:val="19"/>
+              </w:rPr>
+              <w:t xml:space="preserve">0.179%</w:t>
+            </w:r>
+          </w:p>
+        </w:tc>
+      </w:tr>
+      <w:tr>
+        <w:trPr>
+          <w:cantSplit/>
+          <w:tblHeader w:val="false"/>
+        </w:trPr>
+        <w:tc>
+          <w:tcPr>
+            <w:tcW w:type="dxa" w:w="1850"/>
+            <w:vAlign w:val="center"/>
+          </w:tcPr>
+          <w:p>
+            <w:pPr>
+              <w:spacing w:after="0" w:line="240"/>
+            </w:pPr>
+            <w:r>
+              <w:rPr>
+                <w:b w:val="false"/>
+                <w:bCs w:val="false"/>
+                <w:color w:val="17212B"/>
+                <w:sz w:val="19"/>
+                <w:szCs w:val="19"/>
+              </w:rPr>
+              <w:t xml:space="preserve">international</w:t>
+            </w:r>
+          </w:p>
+        </w:tc>
+        <w:tc>
+          <w:tcPr>
+            <w:tcW w:type="dxa" w:w="3270"/>
+            <w:vAlign w:val="center"/>
+          </w:tcPr>
+          <w:p>
+            <w:pPr>
+              <w:spacing w:after="0" w:line="240"/>
+            </w:pPr>
+            <w:r>
+              <w:rPr>
+                <w:b w:val="false"/>
+                <w:bCs w:val="false"/>
+                <w:color w:val="17212B"/>
+                <w:sz w:val="19"/>
+                <w:szCs w:val="19"/>
+              </w:rPr>
+              <w:t xml:space="preserve">cross-border cardholders 18% -&gt; 55%, heavy device churn</w:t>
+            </w:r>
+          </w:p>
+        </w:tc>
+        <w:tc>
+          <w:tcPr>
+            <w:tcW w:type="dxa" w:w="1400"/>
+            <w:vAlign w:val="center"/>
+          </w:tcPr>
+          <w:p>
+            <w:pPr>
+              <w:spacing w:after="0" w:line="240"/>
+            </w:pPr>
+            <w:r>
+              <w:rPr>
+                <w:b w:val="false"/>
+                <w:bCs w:val="false"/>
+                <w:color w:val="17212B"/>
+                <w:sz w:val="19"/>
+                <w:szCs w:val="19"/>
+              </w:rPr>
+              <w:t xml:space="preserve">97.55%</w:t>
+            </w:r>
+          </w:p>
+        </w:tc>
+        <w:tc>
+          <w:tcPr>
+            <w:tcW w:type="dxa" w:w="1300"/>
+            <w:vAlign w:val="center"/>
+          </w:tcPr>
+          <w:p>
+            <w:pPr>
+              <w:spacing w:after="0" w:line="240"/>
+            </w:pPr>
+            <w:r>
+              <w:rPr>
+                <w:b w:val="false"/>
+                <w:bCs w:val="false"/>
+                <w:color w:val="17212B"/>
+                <w:sz w:val="19"/>
+                <w:szCs w:val="19"/>
+              </w:rPr>
+              <w:t xml:space="preserve">69.57%</w:t>
+            </w:r>
+          </w:p>
+        </w:tc>
+        <w:tc>
+          <w:tcPr>
+            <w:tcW w:type="dxa" w:w="1300"/>
+            <w:vAlign w:val="center"/>
+          </w:tcPr>
+          <w:p>
+            <w:pPr>
+              <w:spacing w:after="0" w:line="240"/>
+            </w:pPr>
+            <w:r>
+              <w:rPr>
+                <w:b w:val="false"/>
+                <w:bCs w:val="false"/>
+                <w:color w:val="17212B"/>
+                <w:sz w:val="19"/>
+                <w:szCs w:val="19"/>
+              </w:rPr>
+              <w:t xml:space="preserve">0.147%</w:t>
+            </w:r>
+          </w:p>
+        </w:tc>
+      </w:tr>
+      <w:tr>
+        <w:trPr>
+          <w:cantSplit/>
+          <w:tblHeader w:val="false"/>
+        </w:trPr>
+        <w:tc>
+          <w:tcPr>
+            <w:tcW w:type="dxa" w:w="1850"/>
+            <w:shd w:fill="F2F4F7" w:color="auto" w:val="clear"/>
+            <w:vAlign w:val="center"/>
+          </w:tcPr>
+          <w:p>
+            <w:pPr>
+              <w:spacing w:after="0" w:line="240"/>
+            </w:pPr>
+            <w:r>
+              <w:rPr>
+                <w:b w:val="false"/>
+                <w:bCs w:val="false"/>
+                <w:color w:val="17212B"/>
+                <w:sz w:val="19"/>
+                <w:szCs w:val="19"/>
+              </w:rPr>
+              <w:t xml:space="preserve">adversarial-mix</w:t>
+            </w:r>
+          </w:p>
+        </w:tc>
+        <w:tc>
+          <w:tcPr>
+            <w:tcW w:type="dxa" w:w="3270"/>
+            <w:shd w:fill="F2F4F7" w:color="auto" w:val="clear"/>
+            <w:vAlign w:val="center"/>
+          </w:tcPr>
+          <w:p>
+            <w:pPr>
+              <w:spacing w:after="0" w:line="240"/>
+            </w:pPr>
+            <w:r>
+              <w:rPr>
+                <w:b w:val="false"/>
+                <w:bCs w:val="false"/>
+                <w:color w:val="17212B"/>
+                <w:sz w:val="19"/>
+                <w:szCs w:val="19"/>
+              </w:rPr>
+              <w:t xml:space="preserve">every dimension shifted at once</w:t>
+            </w:r>
+          </w:p>
+        </w:tc>
+        <w:tc>
+          <w:tcPr>
+            <w:tcW w:type="dxa" w:w="1400"/>
+            <w:shd w:fill="F2F4F7" w:color="auto" w:val="clear"/>
+            <w:vAlign w:val="center"/>
+          </w:tcPr>
+          <w:p>
+            <w:pPr>
+              <w:spacing w:after="0" w:line="240"/>
+            </w:pPr>
+            <w:r>
+              <w:rPr>
+                <w:b w:val="false"/>
+                <w:bCs w:val="false"/>
+                <w:color w:val="17212B"/>
+                <w:sz w:val="19"/>
+                <w:szCs w:val="19"/>
+              </w:rPr>
+              <w:t xml:space="preserve">89.73%</w:t>
+            </w:r>
+          </w:p>
+        </w:tc>
+        <w:tc>
+          <w:tcPr>
+            <w:tcW w:type="dxa" w:w="1300"/>
+            <w:shd w:fill="F2F4F7" w:color="auto" w:val="clear"/>
+            <w:vAlign w:val="center"/>
+          </w:tcPr>
+          <w:p>
+            <w:pPr>
+              <w:spacing w:after="0" w:line="240"/>
+            </w:pPr>
+            <w:r>
+              <w:rPr>
+                <w:b w:val="false"/>
+                <w:bCs w:val="false"/>
+                <w:color w:val="17212B"/>
+                <w:sz w:val="19"/>
+                <w:szCs w:val="19"/>
+              </w:rPr>
+              <w:t xml:space="preserve">10.11%</w:t>
+            </w:r>
+          </w:p>
+        </w:tc>
+        <w:tc>
+          <w:tcPr>
+            <w:tcW w:type="dxa" w:w="1300"/>
+            <w:shd w:fill="F2F4F7" w:color="auto" w:val="clear"/>
+            <w:vAlign w:val="center"/>
+          </w:tcPr>
+          <w:p>
+            <w:pPr>
+              <w:spacing w:after="0" w:line="240"/>
+            </w:pPr>
+            <w:r>
+              <w:rPr>
+                <w:b w:val="false"/>
+                <w:bCs w:val="false"/>
+                <w:color w:val="17212B"/>
+                <w:sz w:val="19"/>
+                <w:szCs w:val="19"/>
+              </w:rPr>
+              <w:t xml:space="preserve">3.641%</w:t>
+            </w:r>
+          </w:p>
+        </w:tc>
+      </w:tr>
+    </w:tbl>
+    <w:p>
+      <w:pPr>
+        <w:shd w:fill="FCECEA" w:color="auto" w:val="clear"/>
+        <w:spacing w:after="180" w:before="100"/>
+        <w:ind w:left="160" w:right="160"/>
+      </w:pPr>
+      <w:r>
+        <w:rPr>
+          <w:b/>
+          <w:bCs/>
+          <w:color w:val="EB001B"/>
+        </w:rPr>
+        <w:t xml:space="preserve">IT HOLDS IN SIX OF EIGHT, AND THE FAILURE IS THE USEFUL PART: </w:t>
+      </w:r>
+      <w:r>
+        <w:t xml:space="preserve">Ranking generalises everywhere: ROC-AUC never falls below 89.73% in any world. But in the high-frequency regimes the OPERATING POINT collapses, with false positives reaching 6.98%. The cause is specific: vel_1h and vel_24h are ABSOLUTE counts, and both the learned weights and the hard decline rules were calibrated against a population transacting about twice a day. Move that baseline to five a day and median vel_24h goes 2 to 5, while VELOCITY_HIGH false positives go from 49 to 5,510 on legitimate traffic alone. The detector has not become worse at separating fraud; the threshold has become wrong for the portfolio.</w:t>
+      </w:r>
+    </w:p>
+    <w:p>
+      <w:r>
+        <w:t xml:space="preserve">This is a production finding rather than a simulator quirk: a model tuned on one issuer's portfolio will over-decline on a higher-frequency one. The fix is to normalise velocity against each customer's own trailing baseline rather than scoring raw counts, and to re-derive the operating point per portfolio. Both are named in the production roadmap. We report it rather than quietly evaluating only on the world our thresholds happen to suit.</w:t>
+      </w:r>
+    </w:p>
+    <w:p>
+      <w:r>
+        <w:br w:type="page"/>
+      </w:r>
+    </w:p>
+    <w:p>
+      <w:pPr>
+        <w:pStyle w:val="Heading1"/>
+      </w:pPr>
+      <w:r>
+        <w:t xml:space="preserve">18. Limitations</w:t>
       </w:r>
     </w:p>
     <w:p>
@@ -16980,7 +18073,7 @@
         <w:pStyle w:val="Heading1"/>
       </w:pPr>
       <w:r>
-        <w:t xml:space="preserve">18. Production Roadmap</w:t>
+        <w:t xml:space="preserve">19. Production Roadmap</w:t>
       </w:r>
     </w:p>
     <w:p>
@@ -17065,7 +18158,7 @@
         <w:pStyle w:val="Heading1"/>
       </w:pPr>
       <w:r>
-        <w:t xml:space="preserve">19. Reproduction Instructions</w:t>
+        <w:t xml:space="preserve">20. Reproduction Instructions</w:t>
       </w:r>
     </w:p>
     <w:p>
@@ -17179,7 +18272,7 @@
         <w:pStyle w:val="Heading1"/>
       </w:pPr>
       <w:r>
-        <w:t xml:space="preserve">20. GitHub Repository</w:t>
+        <w:t xml:space="preserve">21. GitHub Repository</w:t>
       </w:r>
     </w:p>
     <w:p>
@@ -17202,7 +18295,7 @@
         <w:pStyle w:val="Heading1"/>
       </w:pPr>
       <w:r>
-        <w:t xml:space="preserve">21. Web Prototype</w:t>
+        <w:t xml:space="preserve">22. Web Prototype</w:t>
       </w:r>
     </w:p>
     <w:p>
